--- a/doki/опис.docx
+++ b/doki/опис.docx
@@ -526,7 +526,23 @@
           <w:rFonts w:cs="Times New Roman"/>
           <w:szCs w:val="28"/>
         </w:rPr>
-        <w:t xml:space="preserve"> (книги, фильмы и др.). Документ содержит сведения о функциональном назначении, логической структуре, используемых технических средствах, порядке вызова и загрузки, а также о форматах входных и выходных данных. Программа реализована на языке C# с использованием технологии Windows Forms и СУБД MySQL.</w:t>
+        <w:t xml:space="preserve"> (книги, фильмы и др.). Документ содержит сведения о функциональном назначении, логической структуре, используемых технических средствах, порядке вызова и загрузки, а также о форматах входных и выходных данных. Программа реализована на языке C# с использованием технологии Windows </w:t>
+      </w:r>
+      <w:proofErr w:type="spellStart"/>
+      <w:r>
+        <w:rPr>
+          <w:rFonts w:cs="Times New Roman"/>
+          <w:szCs w:val="28"/>
+        </w:rPr>
+        <w:t>Forms</w:t>
+      </w:r>
+      <w:proofErr w:type="spellEnd"/>
+      <w:r>
+        <w:rPr>
+          <w:rFonts w:cs="Times New Roman"/>
+          <w:szCs w:val="28"/>
+        </w:rPr>
+        <w:t xml:space="preserve"> и СУБД MySQL.</w:t>
       </w:r>
     </w:p>
     <w:p>
@@ -1623,8 +1639,17 @@
           <w:rFonts w:cs="Times New Roman"/>
           <w:szCs w:val="28"/>
         </w:rPr>
-        <w:t>информационная система для ведения персонального медиадневника</w:t>
-      </w:r>
+        <w:t xml:space="preserve">информационная система для ведения персонального </w:t>
+      </w:r>
+      <w:proofErr w:type="spellStart"/>
+      <w:r>
+        <w:rPr>
+          <w:rFonts w:cs="Times New Roman"/>
+          <w:szCs w:val="28"/>
+        </w:rPr>
+        <w:t>медиадневника</w:t>
+      </w:r>
+      <w:proofErr w:type="spellEnd"/>
       <w:r>
         <w:rPr>
           <w:rFonts w:cs="Times New Roman"/>
@@ -1754,7 +1779,39 @@
           <w:rFonts w:cs="Times New Roman"/>
           <w:szCs w:val="28"/>
         </w:rPr>
-        <w:t>MySQL Connector/NET версии 6.10 или выше (библиотека MySql.Data).</w:t>
+        <w:t xml:space="preserve">MySQL </w:t>
+      </w:r>
+      <w:proofErr w:type="spellStart"/>
+      <w:r>
+        <w:rPr>
+          <w:rFonts w:cs="Times New Roman"/>
+          <w:szCs w:val="28"/>
+        </w:rPr>
+        <w:t>Connector</w:t>
+      </w:r>
+      <w:proofErr w:type="spellEnd"/>
+      <w:r>
+        <w:rPr>
+          <w:rFonts w:cs="Times New Roman"/>
+          <w:szCs w:val="28"/>
+        </w:rPr>
+        <w:t xml:space="preserve">/NET версии 6.10 или выше (библиотека </w:t>
+      </w:r>
+      <w:proofErr w:type="spellStart"/>
+      <w:r>
+        <w:rPr>
+          <w:rFonts w:cs="Times New Roman"/>
+          <w:szCs w:val="28"/>
+        </w:rPr>
+        <w:t>MySql.Data</w:t>
+      </w:r>
+      <w:proofErr w:type="spellEnd"/>
+      <w:r>
+        <w:rPr>
+          <w:rFonts w:cs="Times New Roman"/>
+          <w:szCs w:val="28"/>
+        </w:rPr>
+        <w:t>).</w:t>
       </w:r>
     </w:p>
     <w:p>
@@ -2091,7 +2148,23 @@
           <w:rFonts w:cs="Times New Roman"/>
           <w:szCs w:val="28"/>
         </w:rPr>
-        <w:t>при трёх неудачных попытках решения капчи учётная запись пользователя блокируется (флаг is_blocked в БД).</w:t>
+        <w:t xml:space="preserve">при трёх неудачных попытках решения капчи учётная запись пользователя блокируется (флаг </w:t>
+      </w:r>
+      <w:proofErr w:type="spellStart"/>
+      <w:r>
+        <w:rPr>
+          <w:rFonts w:cs="Times New Roman"/>
+          <w:szCs w:val="28"/>
+        </w:rPr>
+        <w:t>is_blocked</w:t>
+      </w:r>
+      <w:proofErr w:type="spellEnd"/>
+      <w:r>
+        <w:rPr>
+          <w:rFonts w:cs="Times New Roman"/>
+          <w:szCs w:val="28"/>
+        </w:rPr>
+        <w:t xml:space="preserve"> в БД).</w:t>
       </w:r>
     </w:p>
     <w:p>
@@ -2144,7 +2217,23 @@
           <w:rFonts w:cs="Times New Roman"/>
           <w:szCs w:val="28"/>
         </w:rPr>
-        <w:t>Программа построена по событийно-ориентированному принципу с использованием графического интерфейса Windows Forms. Основные алгоритмы:</w:t>
+        <w:t xml:space="preserve">Программа построена по событийно-ориентированному принципу с использованием графического интерфейса Windows </w:t>
+      </w:r>
+      <w:proofErr w:type="spellStart"/>
+      <w:r>
+        <w:rPr>
+          <w:rFonts w:cs="Times New Roman"/>
+          <w:szCs w:val="28"/>
+        </w:rPr>
+        <w:t>Forms</w:t>
+      </w:r>
+      <w:proofErr w:type="spellEnd"/>
+      <w:r>
+        <w:rPr>
+          <w:rFonts w:cs="Times New Roman"/>
+          <w:szCs w:val="28"/>
+        </w:rPr>
+        <w:t>. Основные алгоритмы:</w:t>
       </w:r>
     </w:p>
     <w:p>
@@ -2174,7 +2263,39 @@
           <w:rFonts w:cs="Times New Roman"/>
           <w:szCs w:val="28"/>
         </w:rPr>
-        <w:t>утентификация: при вводе логина и пароля выполняется запрос к таблице user. Если запись найдена и поле is_blocked = 0, проверяется роль. Для обычных пользователей запускается форма капчи, для администратора – сразу главная форма администратора</w:t>
+        <w:t xml:space="preserve">утентификация: при вводе логина и пароля выполняется запрос к таблице </w:t>
+      </w:r>
+      <w:proofErr w:type="spellStart"/>
+      <w:r>
+        <w:rPr>
+          <w:rFonts w:cs="Times New Roman"/>
+          <w:szCs w:val="28"/>
+        </w:rPr>
+        <w:t>user</w:t>
+      </w:r>
+      <w:proofErr w:type="spellEnd"/>
+      <w:r>
+        <w:rPr>
+          <w:rFonts w:cs="Times New Roman"/>
+          <w:szCs w:val="28"/>
+        </w:rPr>
+        <w:t xml:space="preserve">. Если запись найдена и поле </w:t>
+      </w:r>
+      <w:proofErr w:type="spellStart"/>
+      <w:r>
+        <w:rPr>
+          <w:rFonts w:cs="Times New Roman"/>
+          <w:szCs w:val="28"/>
+        </w:rPr>
+        <w:t>is_blocked</w:t>
+      </w:r>
+      <w:proofErr w:type="spellEnd"/>
+      <w:r>
+        <w:rPr>
+          <w:rFonts w:cs="Times New Roman"/>
+          <w:szCs w:val="28"/>
+        </w:rPr>
+        <w:t xml:space="preserve"> = 0, проверяется роль. Для обычных пользователей запускается форма капчи, для администратора – сразу главная форма администратора</w:t>
       </w:r>
       <w:r>
         <w:rPr>
@@ -2211,7 +2332,23 @@
           <w:rFonts w:cs="Times New Roman"/>
           <w:szCs w:val="28"/>
         </w:rPr>
-        <w:t>апча: представляет собой пазл из четырёх фрагментов изображения. Пользователь должен восстановить исходный порядок, обменивая фрагменты щелчками мыши. При успехе открывается главная форма пользователя, при трёх неудачах – диалог блокировки</w:t>
+        <w:t xml:space="preserve">апча: представляет собой </w:t>
+      </w:r>
+      <w:proofErr w:type="spellStart"/>
+      <w:r>
+        <w:rPr>
+          <w:rFonts w:cs="Times New Roman"/>
+          <w:szCs w:val="28"/>
+        </w:rPr>
+        <w:t>пазл</w:t>
+      </w:r>
+      <w:proofErr w:type="spellEnd"/>
+      <w:r>
+        <w:rPr>
+          <w:rFonts w:cs="Times New Roman"/>
+          <w:szCs w:val="28"/>
+        </w:rPr>
+        <w:t xml:space="preserve"> из четырёх фрагментов изображения. Пользователь должен восстановить исходный порядок, обменивая фрагменты щелчками мыши. При успехе открывается главная форма пользователя, при трёх неудачах – диалог блокировки</w:t>
       </w:r>
       <w:r>
         <w:rPr>
@@ -2248,7 +2385,23 @@
           <w:rFonts w:cs="Times New Roman"/>
           <w:szCs w:val="28"/>
         </w:rPr>
-        <w:t>егистрация: введённые логин, имя пользователя и пароль проверяются на совпадение паролей и добавляются в таблицу user. После успешной регистрации сразу выполняется вход</w:t>
+        <w:t xml:space="preserve">егистрация: введённые логин, имя пользователя и пароль проверяются на совпадение паролей и добавляются в таблицу </w:t>
+      </w:r>
+      <w:proofErr w:type="spellStart"/>
+      <w:r>
+        <w:rPr>
+          <w:rFonts w:cs="Times New Roman"/>
+          <w:szCs w:val="28"/>
+        </w:rPr>
+        <w:t>user</w:t>
+      </w:r>
+      <w:proofErr w:type="spellEnd"/>
+      <w:r>
+        <w:rPr>
+          <w:rFonts w:cs="Times New Roman"/>
+          <w:szCs w:val="28"/>
+        </w:rPr>
+        <w:t>. После успешной регистрации сразу выполняется вход</w:t>
       </w:r>
       <w:r>
         <w:rPr>
@@ -2285,8 +2438,49 @@
           <w:rFonts w:cs="Times New Roman"/>
           <w:szCs w:val="28"/>
         </w:rPr>
-        <w:t>абота с отзывами: пользователь указывает название медиа, текст отзыва и оценку. Название преобразуется в идентификатор media_id через запрос к таблице media, затем запись вставляется в таблицу review</w:t>
-      </w:r>
+        <w:t xml:space="preserve">абота с отзывами: пользователь указывает название медиа, текст отзыва и оценку. Название преобразуется в идентификатор </w:t>
+      </w:r>
+      <w:proofErr w:type="spellStart"/>
+      <w:r>
+        <w:rPr>
+          <w:rFonts w:cs="Times New Roman"/>
+          <w:szCs w:val="28"/>
+        </w:rPr>
+        <w:t>media_id</w:t>
+      </w:r>
+      <w:proofErr w:type="spellEnd"/>
+      <w:r>
+        <w:rPr>
+          <w:rFonts w:cs="Times New Roman"/>
+          <w:szCs w:val="28"/>
+        </w:rPr>
+        <w:t xml:space="preserve"> через запрос к таблице </w:t>
+      </w:r>
+      <w:proofErr w:type="spellStart"/>
+      <w:r>
+        <w:rPr>
+          <w:rFonts w:cs="Times New Roman"/>
+          <w:szCs w:val="28"/>
+        </w:rPr>
+        <w:t>media</w:t>
+      </w:r>
+      <w:proofErr w:type="spellEnd"/>
+      <w:r>
+        <w:rPr>
+          <w:rFonts w:cs="Times New Roman"/>
+          <w:szCs w:val="28"/>
+        </w:rPr>
+        <w:t xml:space="preserve">, затем запись вставляется в таблицу </w:t>
+      </w:r>
+      <w:proofErr w:type="spellStart"/>
+      <w:r>
+        <w:rPr>
+          <w:rFonts w:cs="Times New Roman"/>
+          <w:szCs w:val="28"/>
+        </w:rPr>
+        <w:t>review</w:t>
+      </w:r>
+      <w:proofErr w:type="spellEnd"/>
       <w:r>
         <w:rPr>
           <w:rFonts w:cs="Times New Roman"/>
@@ -2322,8 +2516,33 @@
           <w:rFonts w:cs="Times New Roman"/>
           <w:szCs w:val="28"/>
         </w:rPr>
-        <w:t>абота с цитатами: аналогично отзывам, после определения media_id цитата сохраняется в таблицу quote</w:t>
-      </w:r>
+        <w:t xml:space="preserve">абота с цитатами: аналогично отзывам, после определения </w:t>
+      </w:r>
+      <w:proofErr w:type="spellStart"/>
+      <w:r>
+        <w:rPr>
+          <w:rFonts w:cs="Times New Roman"/>
+          <w:szCs w:val="28"/>
+        </w:rPr>
+        <w:t>media_id</w:t>
+      </w:r>
+      <w:proofErr w:type="spellEnd"/>
+      <w:r>
+        <w:rPr>
+          <w:rFonts w:cs="Times New Roman"/>
+          <w:szCs w:val="28"/>
+        </w:rPr>
+        <w:t xml:space="preserve"> цитата сохраняется в таблицу </w:t>
+      </w:r>
+      <w:proofErr w:type="spellStart"/>
+      <w:r>
+        <w:rPr>
+          <w:rFonts w:cs="Times New Roman"/>
+          <w:szCs w:val="28"/>
+        </w:rPr>
+        <w:t>quote</w:t>
+      </w:r>
+      <w:proofErr w:type="spellEnd"/>
       <w:r>
         <w:rPr>
           <w:rFonts w:cs="Times New Roman"/>
@@ -2359,8 +2578,17 @@
           <w:rFonts w:cs="Times New Roman"/>
           <w:szCs w:val="28"/>
         </w:rPr>
-        <w:t>оздание подборок: пользователь вводит название новой подборки и название медиа. Если подборка с таким названием уже существует, медиа добавляется в неё, иначе сначала создаётся подборка, затем связь с медиа через таблицу media_has_collection</w:t>
-      </w:r>
+        <w:t xml:space="preserve">оздание подборок: пользователь вводит название новой подборки и название медиа. Если подборка с таким названием уже существует, медиа добавляется в неё, иначе сначала создаётся подборка, затем связь с медиа через таблицу </w:t>
+      </w:r>
+      <w:proofErr w:type="spellStart"/>
+      <w:r>
+        <w:rPr>
+          <w:rFonts w:cs="Times New Roman"/>
+          <w:szCs w:val="28"/>
+        </w:rPr>
+        <w:t>media_has_collection</w:t>
+      </w:r>
+      <w:proofErr w:type="spellEnd"/>
       <w:r>
         <w:rPr>
           <w:rFonts w:cs="Times New Roman"/>
@@ -2424,7 +2652,23 @@
           <w:rFonts w:cs="Times New Roman"/>
           <w:szCs w:val="28"/>
         </w:rPr>
-        <w:t>Доступ к базе данных реализован через класс DBClass, который содержит методы:</w:t>
+        <w:t xml:space="preserve">Доступ к базе данных реализован через класс </w:t>
+      </w:r>
+      <w:proofErr w:type="spellStart"/>
+      <w:r>
+        <w:rPr>
+          <w:rFonts w:cs="Times New Roman"/>
+          <w:szCs w:val="28"/>
+        </w:rPr>
+        <w:t>DBClass</w:t>
+      </w:r>
+      <w:proofErr w:type="spellEnd"/>
+      <w:r>
+        <w:rPr>
+          <w:rFonts w:cs="Times New Roman"/>
+          <w:szCs w:val="28"/>
+        </w:rPr>
+        <w:t>, который содержит методы:</w:t>
       </w:r>
     </w:p>
     <w:p>
@@ -2457,7 +2701,23 @@
           <w:rFonts w:cs="Times New Roman"/>
           <w:szCs w:val="28"/>
         </w:rPr>
-        <w:t>– выполняет запрос и возвращает DataTable;</w:t>
+        <w:t xml:space="preserve">– выполняет запрос и возвращает </w:t>
+      </w:r>
+      <w:proofErr w:type="spellStart"/>
+      <w:r>
+        <w:rPr>
+          <w:rFonts w:cs="Times New Roman"/>
+          <w:szCs w:val="28"/>
+        </w:rPr>
+        <w:t>DataTable</w:t>
+      </w:r>
+      <w:proofErr w:type="spellEnd"/>
+      <w:r>
+        <w:rPr>
+          <w:rFonts w:cs="Times New Roman"/>
+          <w:szCs w:val="28"/>
+        </w:rPr>
+        <w:t>;</w:t>
       </w:r>
     </w:p>
     <w:p>
@@ -2470,12 +2730,21 @@
           <w:szCs w:val="28"/>
         </w:rPr>
       </w:pPr>
-      <w:r>
-        <w:rPr>
-          <w:rFonts w:cs="Times New Roman"/>
-          <w:szCs w:val="28"/>
-        </w:rPr>
-        <w:t>Execute – выполняет запрос на изменение данных (INSERT, UPDATE, DELETE) и возвращает количество затронутых строк.</w:t>
+      <w:proofErr w:type="spellStart"/>
+      <w:r>
+        <w:rPr>
+          <w:rFonts w:cs="Times New Roman"/>
+          <w:szCs w:val="28"/>
+        </w:rPr>
+        <w:t>Execute</w:t>
+      </w:r>
+      <w:proofErr w:type="spellEnd"/>
+      <w:r>
+        <w:rPr>
+          <w:rFonts w:cs="Times New Roman"/>
+          <w:szCs w:val="28"/>
+        </w:rPr>
+        <w:t xml:space="preserve"> – выполняет запрос на изменение данных (INSERT, UPDATE, DELETE) и возвращает количество затронутых строк.</w:t>
       </w:r>
     </w:p>
     <w:p>
@@ -2493,7 +2762,23 @@
           <w:rFonts w:cs="Times New Roman"/>
           <w:szCs w:val="28"/>
         </w:rPr>
-        <w:t>Для отображения данных используется элемент DataGridView с настройкой заголовков столбцов на русском языке.</w:t>
+        <w:t xml:space="preserve">Для отображения данных используется элемент </w:t>
+      </w:r>
+      <w:proofErr w:type="spellStart"/>
+      <w:r>
+        <w:rPr>
+          <w:rFonts w:cs="Times New Roman"/>
+          <w:szCs w:val="28"/>
+        </w:rPr>
+        <w:t>DataGridView</w:t>
+      </w:r>
+      <w:proofErr w:type="spellEnd"/>
+      <w:r>
+        <w:rPr>
+          <w:rFonts w:cs="Times New Roman"/>
+          <w:szCs w:val="28"/>
+        </w:rPr>
+        <w:t xml:space="preserve"> с настройкой заголовков столбцов на русском языке.</w:t>
       </w:r>
     </w:p>
     <w:p>
@@ -2511,7 +2796,23 @@
           <w:rFonts w:cs="Times New Roman"/>
           <w:szCs w:val="28"/>
         </w:rPr>
-        <w:t>Взаимодействие между формами осуществляется через модальные вызовы (ShowDialog()) и передачу идентификатора текущего пользователя через конструкторы.</w:t>
+        <w:t>Взаимодействие между формами осуществляется через модальные вызовы (</w:t>
+      </w:r>
+      <w:proofErr w:type="spellStart"/>
+      <w:r>
+        <w:rPr>
+          <w:rFonts w:cs="Times New Roman"/>
+          <w:szCs w:val="28"/>
+        </w:rPr>
+        <w:t>ShowDialog</w:t>
+      </w:r>
+      <w:proofErr w:type="spellEnd"/>
+      <w:r>
+        <w:rPr>
+          <w:rFonts w:cs="Times New Roman"/>
+          <w:szCs w:val="28"/>
+        </w:rPr>
+        <w:t>()) и передачу идентификатора текущего пользователя через конструкторы.</w:t>
       </w:r>
     </w:p>
     <w:p>
@@ -2559,12 +2860,21 @@
         </w:rPr>
         <w:t xml:space="preserve">– </w:t>
       </w:r>
-      <w:r>
-        <w:rPr>
-          <w:rFonts w:cs="Times New Roman"/>
-          <w:szCs w:val="28"/>
-        </w:rPr>
-        <w:t>LoginForm – форма вход</w:t>
+      <w:proofErr w:type="spellStart"/>
+      <w:r>
+        <w:rPr>
+          <w:rFonts w:cs="Times New Roman"/>
+          <w:szCs w:val="28"/>
+        </w:rPr>
+        <w:t>LoginForm</w:t>
+      </w:r>
+      <w:proofErr w:type="spellEnd"/>
+      <w:r>
+        <w:rPr>
+          <w:rFonts w:cs="Times New Roman"/>
+          <w:szCs w:val="28"/>
+        </w:rPr>
+        <w:t xml:space="preserve"> – форма вход</w:t>
       </w:r>
       <w:r>
         <w:rPr>
@@ -2664,12 +2974,21 @@
         </w:rPr>
         <w:t xml:space="preserve">– </w:t>
       </w:r>
-      <w:r>
-        <w:rPr>
-          <w:rFonts w:cs="Times New Roman"/>
-          <w:szCs w:val="28"/>
-        </w:rPr>
-        <w:t>RegisterForm – форма регистрации;</w:t>
+      <w:proofErr w:type="spellStart"/>
+      <w:r>
+        <w:rPr>
+          <w:rFonts w:cs="Times New Roman"/>
+          <w:szCs w:val="28"/>
+        </w:rPr>
+        <w:t>RegisterForm</w:t>
+      </w:r>
+      <w:proofErr w:type="spellEnd"/>
+      <w:r>
+        <w:rPr>
+          <w:rFonts w:cs="Times New Roman"/>
+          <w:szCs w:val="28"/>
+        </w:rPr>
+        <w:t xml:space="preserve"> – форма регистрации;</w:t>
       </w:r>
     </w:p>
     <w:p>
@@ -2755,12 +3074,21 @@
         </w:rPr>
         <w:t xml:space="preserve">– </w:t>
       </w:r>
-      <w:r>
-        <w:rPr>
-          <w:rFonts w:cs="Times New Roman"/>
-          <w:szCs w:val="28"/>
-        </w:rPr>
-        <w:t>CaptchaForm – форма графической капчи;</w:t>
+      <w:proofErr w:type="spellStart"/>
+      <w:r>
+        <w:rPr>
+          <w:rFonts w:cs="Times New Roman"/>
+          <w:szCs w:val="28"/>
+        </w:rPr>
+        <w:t>CaptchaForm</w:t>
+      </w:r>
+      <w:proofErr w:type="spellEnd"/>
+      <w:r>
+        <w:rPr>
+          <w:rFonts w:cs="Times New Roman"/>
+          <w:szCs w:val="28"/>
+        </w:rPr>
+        <w:t xml:space="preserve"> – форма графической капчи;</w:t>
       </w:r>
     </w:p>
     <w:p>
@@ -2847,12 +3175,21 @@
         </w:rPr>
         <w:t xml:space="preserve">– </w:t>
       </w:r>
-      <w:r>
-        <w:rPr>
-          <w:rFonts w:cs="Times New Roman"/>
-          <w:szCs w:val="28"/>
-        </w:rPr>
-        <w:t>MainUserForm – главная форма пользователя;</w:t>
+      <w:proofErr w:type="spellStart"/>
+      <w:r>
+        <w:rPr>
+          <w:rFonts w:cs="Times New Roman"/>
+          <w:szCs w:val="28"/>
+        </w:rPr>
+        <w:t>MainUserForm</w:t>
+      </w:r>
+      <w:proofErr w:type="spellEnd"/>
+      <w:r>
+        <w:rPr>
+          <w:rFonts w:cs="Times New Roman"/>
+          <w:szCs w:val="28"/>
+        </w:rPr>
+        <w:t xml:space="preserve"> – главная форма пользователя;</w:t>
       </w:r>
     </w:p>
     <w:p>
@@ -2938,12 +3275,21 @@
         </w:rPr>
         <w:t xml:space="preserve">– </w:t>
       </w:r>
-      <w:r>
-        <w:rPr>
-          <w:rFonts w:cs="Times New Roman"/>
-          <w:szCs w:val="28"/>
-        </w:rPr>
-        <w:t>CollectionForm – форма просмотра подборок, отзывов и цитат пользователя;</w:t>
+      <w:proofErr w:type="spellStart"/>
+      <w:r>
+        <w:rPr>
+          <w:rFonts w:cs="Times New Roman"/>
+          <w:szCs w:val="28"/>
+        </w:rPr>
+        <w:t>CollectionForm</w:t>
+      </w:r>
+      <w:proofErr w:type="spellEnd"/>
+      <w:r>
+        <w:rPr>
+          <w:rFonts w:cs="Times New Roman"/>
+          <w:szCs w:val="28"/>
+        </w:rPr>
+        <w:t xml:space="preserve"> – форма просмотра подборок, отзывов и цитат пользователя;</w:t>
       </w:r>
     </w:p>
     <w:p>
@@ -3030,12 +3376,21 @@
         </w:rPr>
         <w:t xml:space="preserve">– </w:t>
       </w:r>
-      <w:r>
-        <w:rPr>
-          <w:rFonts w:cs="Times New Roman"/>
-          <w:szCs w:val="28"/>
-        </w:rPr>
-        <w:t>ReviewCreateForm – форма добавления отзыва;</w:t>
+      <w:proofErr w:type="spellStart"/>
+      <w:r>
+        <w:rPr>
+          <w:rFonts w:cs="Times New Roman"/>
+          <w:szCs w:val="28"/>
+        </w:rPr>
+        <w:t>ReviewCreateForm</w:t>
+      </w:r>
+      <w:proofErr w:type="spellEnd"/>
+      <w:r>
+        <w:rPr>
+          <w:rFonts w:cs="Times New Roman"/>
+          <w:szCs w:val="28"/>
+        </w:rPr>
+        <w:t xml:space="preserve"> – форма добавления отзыва;</w:t>
       </w:r>
     </w:p>
     <w:p>
@@ -3121,12 +3476,21 @@
         </w:rPr>
         <w:t xml:space="preserve">– </w:t>
       </w:r>
-      <w:r>
-        <w:rPr>
-          <w:rFonts w:cs="Times New Roman"/>
-          <w:szCs w:val="28"/>
-        </w:rPr>
-        <w:t>QuoteCreateForm – форма добавления цитаты;</w:t>
+      <w:proofErr w:type="spellStart"/>
+      <w:r>
+        <w:rPr>
+          <w:rFonts w:cs="Times New Roman"/>
+          <w:szCs w:val="28"/>
+        </w:rPr>
+        <w:t>QuoteCreateForm</w:t>
+      </w:r>
+      <w:proofErr w:type="spellEnd"/>
+      <w:r>
+        <w:rPr>
+          <w:rFonts w:cs="Times New Roman"/>
+          <w:szCs w:val="28"/>
+        </w:rPr>
+        <w:t xml:space="preserve"> – форма добавления цитаты;</w:t>
       </w:r>
     </w:p>
     <w:p>
@@ -3213,12 +3577,21 @@
         </w:rPr>
         <w:t xml:space="preserve">– </w:t>
       </w:r>
-      <w:r>
-        <w:rPr>
-          <w:rFonts w:cs="Times New Roman"/>
-          <w:szCs w:val="28"/>
-        </w:rPr>
-        <w:t>CollectionCreateForm – форма создания подборки и добавления в неё медиа;</w:t>
+      <w:proofErr w:type="spellStart"/>
+      <w:r>
+        <w:rPr>
+          <w:rFonts w:cs="Times New Roman"/>
+          <w:szCs w:val="28"/>
+        </w:rPr>
+        <w:t>CollectionCreateForm</w:t>
+      </w:r>
+      <w:proofErr w:type="spellEnd"/>
+      <w:r>
+        <w:rPr>
+          <w:rFonts w:cs="Times New Roman"/>
+          <w:szCs w:val="28"/>
+        </w:rPr>
+        <w:t xml:space="preserve"> – форма создания подборки и добавления в неё медиа;</w:t>
       </w:r>
     </w:p>
     <w:p>
@@ -3304,12 +3677,21 @@
         </w:rPr>
         <w:t xml:space="preserve">– </w:t>
       </w:r>
-      <w:r>
-        <w:rPr>
-          <w:rFonts w:cs="Times New Roman"/>
-          <w:szCs w:val="28"/>
-        </w:rPr>
-        <w:t>MainAdminForm – главная форма администратора с просмотром таблиц;</w:t>
+      <w:proofErr w:type="spellStart"/>
+      <w:r>
+        <w:rPr>
+          <w:rFonts w:cs="Times New Roman"/>
+          <w:szCs w:val="28"/>
+        </w:rPr>
+        <w:t>MainAdminForm</w:t>
+      </w:r>
+      <w:proofErr w:type="spellEnd"/>
+      <w:r>
+        <w:rPr>
+          <w:rFonts w:cs="Times New Roman"/>
+          <w:szCs w:val="28"/>
+        </w:rPr>
+        <w:t xml:space="preserve"> – главная форма администратора с просмотром таблиц;</w:t>
       </w:r>
     </w:p>
     <w:p>
@@ -3396,12 +3778,21 @@
         <w:lastRenderedPageBreak/>
         <w:t xml:space="preserve">– </w:t>
       </w:r>
-      <w:r>
-        <w:rPr>
-          <w:rFonts w:cs="Times New Roman"/>
-          <w:szCs w:val="28"/>
-        </w:rPr>
-        <w:t>DBClass – класс для работы с базой данных.</w:t>
+      <w:proofErr w:type="spellStart"/>
+      <w:r>
+        <w:rPr>
+          <w:rFonts w:cs="Times New Roman"/>
+          <w:szCs w:val="28"/>
+        </w:rPr>
+        <w:t>DBClass</w:t>
+      </w:r>
+      <w:proofErr w:type="spellEnd"/>
+      <w:r>
+        <w:rPr>
+          <w:rFonts w:cs="Times New Roman"/>
+          <w:szCs w:val="28"/>
+        </w:rPr>
+        <w:t xml:space="preserve"> – класс для работы с базой данных.</w:t>
       </w:r>
     </w:p>
     <w:p>
@@ -3429,7 +3820,119 @@
           <w:rFonts w:cs="Times New Roman"/>
           <w:szCs w:val="28"/>
         </w:rPr>
-        <w:t>Программа взаимодействует с СУБД MySQL через библиотеку MySql.Data. Для корректной работы требуется наличие MySQL Server, доступного по параметрам подключения, заданным в строке connectionString класса DBClass (по умолчанию localhost, пользователь root, пароль root, база media_reviews).</w:t>
+        <w:t xml:space="preserve">Программа взаимодействует с СУБД MySQL через библиотеку </w:t>
+      </w:r>
+      <w:proofErr w:type="spellStart"/>
+      <w:r>
+        <w:rPr>
+          <w:rFonts w:cs="Times New Roman"/>
+          <w:szCs w:val="28"/>
+        </w:rPr>
+        <w:t>MySql.Data</w:t>
+      </w:r>
+      <w:proofErr w:type="spellEnd"/>
+      <w:r>
+        <w:rPr>
+          <w:rFonts w:cs="Times New Roman"/>
+          <w:szCs w:val="28"/>
+        </w:rPr>
+        <w:t xml:space="preserve">. Для корректной работы требуется наличие MySQL Server, доступного по параметрам подключения, заданным в строке </w:t>
+      </w:r>
+      <w:proofErr w:type="spellStart"/>
+      <w:r>
+        <w:rPr>
+          <w:rFonts w:cs="Times New Roman"/>
+          <w:szCs w:val="28"/>
+        </w:rPr>
+        <w:t>connectionString</w:t>
+      </w:r>
+      <w:proofErr w:type="spellEnd"/>
+      <w:r>
+        <w:rPr>
+          <w:rFonts w:cs="Times New Roman"/>
+          <w:szCs w:val="28"/>
+        </w:rPr>
+        <w:t xml:space="preserve"> класса </w:t>
+      </w:r>
+      <w:proofErr w:type="spellStart"/>
+      <w:r>
+        <w:rPr>
+          <w:rFonts w:cs="Times New Roman"/>
+          <w:szCs w:val="28"/>
+        </w:rPr>
+        <w:t>DBClass</w:t>
+      </w:r>
+      <w:proofErr w:type="spellEnd"/>
+      <w:r>
+        <w:rPr>
+          <w:rFonts w:cs="Times New Roman"/>
+          <w:szCs w:val="28"/>
+        </w:rPr>
+        <w:t xml:space="preserve"> (по умолчанию </w:t>
+      </w:r>
+      <w:proofErr w:type="spellStart"/>
+      <w:r>
+        <w:rPr>
+          <w:rFonts w:cs="Times New Roman"/>
+          <w:szCs w:val="28"/>
+        </w:rPr>
+        <w:t>localhost</w:t>
+      </w:r>
+      <w:proofErr w:type="spellEnd"/>
+      <w:r>
+        <w:rPr>
+          <w:rFonts w:cs="Times New Roman"/>
+          <w:szCs w:val="28"/>
+        </w:rPr>
+        <w:t xml:space="preserve">, пользователь </w:t>
+      </w:r>
+      <w:proofErr w:type="spellStart"/>
+      <w:r>
+        <w:rPr>
+          <w:rFonts w:cs="Times New Roman"/>
+          <w:szCs w:val="28"/>
+        </w:rPr>
+        <w:t>root</w:t>
+      </w:r>
+      <w:proofErr w:type="spellEnd"/>
+      <w:r>
+        <w:rPr>
+          <w:rFonts w:cs="Times New Roman"/>
+          <w:szCs w:val="28"/>
+        </w:rPr>
+        <w:t xml:space="preserve">, пароль </w:t>
+      </w:r>
+      <w:proofErr w:type="spellStart"/>
+      <w:r>
+        <w:rPr>
+          <w:rFonts w:cs="Times New Roman"/>
+          <w:szCs w:val="28"/>
+        </w:rPr>
+        <w:t>root</w:t>
+      </w:r>
+      <w:proofErr w:type="spellEnd"/>
+      <w:r>
+        <w:rPr>
+          <w:rFonts w:cs="Times New Roman"/>
+          <w:szCs w:val="28"/>
+        </w:rPr>
+        <w:t xml:space="preserve">, база </w:t>
+      </w:r>
+      <w:proofErr w:type="spellStart"/>
+      <w:r>
+        <w:rPr>
+          <w:rFonts w:cs="Times New Roman"/>
+          <w:szCs w:val="28"/>
+        </w:rPr>
+        <w:t>media_reviews</w:t>
+      </w:r>
+      <w:proofErr w:type="spellEnd"/>
+      <w:r>
+        <w:rPr>
+          <w:rFonts w:cs="Times New Roman"/>
+          <w:szCs w:val="28"/>
+        </w:rPr>
+        <w:t>).</w:t>
       </w:r>
     </w:p>
     <w:p>
@@ -3701,7 +4204,23 @@
           <w:rFonts w:cs="Times New Roman"/>
           <w:szCs w:val="28"/>
         </w:rPr>
-        <w:t>Запуск осуществляется путём выполнения исполняемого файла Media_diary.exe. После запуска автоматически открывается форма LoginForm.</w:t>
+        <w:t xml:space="preserve">Запуск осуществляется путём выполнения исполняемого файла Media_diary.exe. После запуска автоматически открывается форма </w:t>
+      </w:r>
+      <w:proofErr w:type="spellStart"/>
+      <w:r>
+        <w:rPr>
+          <w:rFonts w:cs="Times New Roman"/>
+          <w:szCs w:val="28"/>
+        </w:rPr>
+        <w:t>LoginForm</w:t>
+      </w:r>
+      <w:proofErr w:type="spellEnd"/>
+      <w:r>
+        <w:rPr>
+          <w:rFonts w:cs="Times New Roman"/>
+          <w:szCs w:val="28"/>
+        </w:rPr>
+        <w:t>.</w:t>
       </w:r>
     </w:p>
     <w:p>
@@ -3737,7 +4256,55 @@
           <w:rFonts w:cs="Times New Roman"/>
           <w:szCs w:val="28"/>
         </w:rPr>
-        <w:t xml:space="preserve">Главная функция Main (сгенерированная средой разработки) находится в файле Program.cs и инициализирует запуск приложения с формой LoginForm. </w:t>
+        <w:t xml:space="preserve">Главная функция </w:t>
+      </w:r>
+      <w:proofErr w:type="spellStart"/>
+      <w:r>
+        <w:rPr>
+          <w:rFonts w:cs="Times New Roman"/>
+          <w:szCs w:val="28"/>
+        </w:rPr>
+        <w:t>Main</w:t>
+      </w:r>
+      <w:proofErr w:type="spellEnd"/>
+      <w:r>
+        <w:rPr>
+          <w:rFonts w:cs="Times New Roman"/>
+          <w:szCs w:val="28"/>
+        </w:rPr>
+        <w:t xml:space="preserve"> (сгенерированная средой разработки) находится в файле </w:t>
+      </w:r>
+      <w:proofErr w:type="spellStart"/>
+      <w:r>
+        <w:rPr>
+          <w:rFonts w:cs="Times New Roman"/>
+          <w:szCs w:val="28"/>
+        </w:rPr>
+        <w:t>Program.cs</w:t>
+      </w:r>
+      <w:proofErr w:type="spellEnd"/>
+      <w:r>
+        <w:rPr>
+          <w:rFonts w:cs="Times New Roman"/>
+          <w:szCs w:val="28"/>
+        </w:rPr>
+        <w:t xml:space="preserve"> и инициализирует запуск приложения с формой </w:t>
+      </w:r>
+      <w:proofErr w:type="spellStart"/>
+      <w:r>
+        <w:rPr>
+          <w:rFonts w:cs="Times New Roman"/>
+          <w:szCs w:val="28"/>
+        </w:rPr>
+        <w:t>LoginForm</w:t>
+      </w:r>
+      <w:proofErr w:type="spellEnd"/>
+      <w:r>
+        <w:rPr>
+          <w:rFonts w:cs="Times New Roman"/>
+          <w:szCs w:val="28"/>
+        </w:rPr>
+        <w:t xml:space="preserve">. </w:t>
       </w:r>
     </w:p>
     <w:p>
@@ -3773,7 +4340,23 @@
           <w:rFonts w:cs="Times New Roman"/>
           <w:szCs w:val="28"/>
         </w:rPr>
-        <w:t xml:space="preserve">При первом запуске необходимо убедиться, что сервер MySQL доступен, а база данных media_reviews создана и содержит необходимые таблицы. </w:t>
+        <w:t xml:space="preserve">При первом запуске необходимо убедиться, что сервер MySQL доступен, а база данных </w:t>
+      </w:r>
+      <w:proofErr w:type="spellStart"/>
+      <w:r>
+        <w:rPr>
+          <w:rFonts w:cs="Times New Roman"/>
+          <w:szCs w:val="28"/>
+        </w:rPr>
+        <w:t>media_reviews</w:t>
+      </w:r>
+      <w:proofErr w:type="spellEnd"/>
+      <w:r>
+        <w:rPr>
+          <w:rFonts w:cs="Times New Roman"/>
+          <w:szCs w:val="28"/>
+        </w:rPr>
+        <w:t xml:space="preserve"> создана и содержит необходимые таблицы. </w:t>
       </w:r>
     </w:p>
     <w:p>
@@ -4146,6 +4729,7 @@
                 <w:szCs w:val="28"/>
               </w:rPr>
             </w:pPr>
+            <w:proofErr w:type="spellStart"/>
             <w:r>
               <w:rPr>
                 <w:rFonts w:cs="Times New Roman"/>
@@ -4153,6 +4737,7 @@
               </w:rPr>
               <w:t>ivanov</w:t>
             </w:r>
+            <w:proofErr w:type="spellEnd"/>
           </w:p>
         </w:tc>
       </w:tr>
@@ -4994,7 +5579,87 @@
           <w:rFonts w:cs="Times New Roman"/>
           <w:szCs w:val="28"/>
         </w:rPr>
-        <w:t>данные, сохраняемые в базе данных (новые записи в таблицах user, review, quote, collection, media_has_collection).</w:t>
+        <w:t xml:space="preserve">данные, сохраняемые в базе данных (новые записи в таблицах </w:t>
+      </w:r>
+      <w:proofErr w:type="spellStart"/>
+      <w:r>
+        <w:rPr>
+          <w:rFonts w:cs="Times New Roman"/>
+          <w:szCs w:val="28"/>
+        </w:rPr>
+        <w:t>user</w:t>
+      </w:r>
+      <w:proofErr w:type="spellEnd"/>
+      <w:r>
+        <w:rPr>
+          <w:rFonts w:cs="Times New Roman"/>
+          <w:szCs w:val="28"/>
+        </w:rPr>
+        <w:t xml:space="preserve">, </w:t>
+      </w:r>
+      <w:proofErr w:type="spellStart"/>
+      <w:r>
+        <w:rPr>
+          <w:rFonts w:cs="Times New Roman"/>
+          <w:szCs w:val="28"/>
+        </w:rPr>
+        <w:t>review</w:t>
+      </w:r>
+      <w:proofErr w:type="spellEnd"/>
+      <w:r>
+        <w:rPr>
+          <w:rFonts w:cs="Times New Roman"/>
+          <w:szCs w:val="28"/>
+        </w:rPr>
+        <w:t xml:space="preserve">, </w:t>
+      </w:r>
+      <w:proofErr w:type="spellStart"/>
+      <w:r>
+        <w:rPr>
+          <w:rFonts w:cs="Times New Roman"/>
+          <w:szCs w:val="28"/>
+        </w:rPr>
+        <w:t>quote</w:t>
+      </w:r>
+      <w:proofErr w:type="spellEnd"/>
+      <w:r>
+        <w:rPr>
+          <w:rFonts w:cs="Times New Roman"/>
+          <w:szCs w:val="28"/>
+        </w:rPr>
+        <w:t xml:space="preserve">, </w:t>
+      </w:r>
+      <w:proofErr w:type="spellStart"/>
+      <w:r>
+        <w:rPr>
+          <w:rFonts w:cs="Times New Roman"/>
+          <w:szCs w:val="28"/>
+        </w:rPr>
+        <w:t>collection</w:t>
+      </w:r>
+      <w:proofErr w:type="spellEnd"/>
+      <w:r>
+        <w:rPr>
+          <w:rFonts w:cs="Times New Roman"/>
+          <w:szCs w:val="28"/>
+        </w:rPr>
+        <w:t xml:space="preserve">, </w:t>
+      </w:r>
+      <w:proofErr w:type="spellStart"/>
+      <w:r>
+        <w:rPr>
+          <w:rFonts w:cs="Times New Roman"/>
+          <w:szCs w:val="28"/>
+        </w:rPr>
+        <w:t>media_has_collection</w:t>
+      </w:r>
+      <w:proofErr w:type="spellEnd"/>
+      <w:r>
+        <w:rPr>
+          <w:rFonts w:cs="Times New Roman"/>
+          <w:szCs w:val="28"/>
+        </w:rPr>
+        <w:t>).</w:t>
       </w:r>
     </w:p>
     <w:p>
@@ -5044,7 +5709,23 @@
           <w:rFonts w:cs="Times New Roman"/>
           <w:szCs w:val="28"/>
         </w:rPr>
-        <w:t>абличные данные представляются в элементе DataGridView с заголовками столбцов на русском языке. Ширина столбцов подбирается автоматически</w:t>
+        <w:t xml:space="preserve">абличные данные представляются в элементе </w:t>
+      </w:r>
+      <w:proofErr w:type="spellStart"/>
+      <w:r>
+        <w:rPr>
+          <w:rFonts w:cs="Times New Roman"/>
+          <w:szCs w:val="28"/>
+        </w:rPr>
+        <w:t>DataGridView</w:t>
+      </w:r>
+      <w:proofErr w:type="spellEnd"/>
+      <w:r>
+        <w:rPr>
+          <w:rFonts w:cs="Times New Roman"/>
+          <w:szCs w:val="28"/>
+        </w:rPr>
+        <w:t xml:space="preserve"> с заголовками столбцов на русском языке. Ширина столбцов подбирается автоматически</w:t>
       </w:r>
       <w:r>
         <w:rPr>
@@ -5083,7 +5764,23 @@
           <w:rFonts w:cs="Times New Roman"/>
           <w:szCs w:val="28"/>
         </w:rPr>
-        <w:t>ообщения выводятся с помощью MessageBox с соответствующим текстом и пиктограммой</w:t>
+        <w:t xml:space="preserve">ообщения выводятся с помощью </w:t>
+      </w:r>
+      <w:proofErr w:type="spellStart"/>
+      <w:r>
+        <w:rPr>
+          <w:rFonts w:cs="Times New Roman"/>
+          <w:szCs w:val="28"/>
+        </w:rPr>
+        <w:t>MessageBox</w:t>
+      </w:r>
+      <w:proofErr w:type="spellEnd"/>
+      <w:r>
+        <w:rPr>
+          <w:rFonts w:cs="Times New Roman"/>
+          <w:szCs w:val="28"/>
+        </w:rPr>
+        <w:t xml:space="preserve"> с соответствующим текстом и пиктограммой</w:t>
       </w:r>
       <w:r>
         <w:rPr>
@@ -5123,6 +5820,3056 @@
           <w:szCs w:val="28"/>
         </w:rPr>
         <w:t xml:space="preserve"> базе данных все текстовые поля хранятся в кодировке UTF-8, числовые поля – в формате INT.</w:t>
+      </w:r>
+    </w:p>
+    <w:p>
+      <w:pPr>
+        <w:spacing w:line="259" w:lineRule="auto"/>
+        <w:rPr>
+          <w:rFonts w:cs="Times New Roman"/>
+          <w:szCs w:val="28"/>
+        </w:rPr>
+      </w:pPr>
+      <w:r>
+        <w:rPr>
+          <w:rFonts w:cs="Times New Roman"/>
+          <w:szCs w:val="28"/>
+        </w:rPr>
+        <w:br w:type="page"/>
+      </w:r>
+    </w:p>
+    <w:tbl>
+      <w:tblPr>
+        <w:tblW w:w="0" w:type="auto"/>
+        <w:tblCellSpacing w:w="15" w:type="dxa"/>
+        <w:tblCellMar>
+          <w:top w:w="15" w:type="dxa"/>
+          <w:left w:w="15" w:type="dxa"/>
+          <w:bottom w:w="15" w:type="dxa"/>
+          <w:right w:w="15" w:type="dxa"/>
+        </w:tblCellMar>
+        <w:tblLook w:val="04A0" w:firstRow="1" w:lastRow="0" w:firstColumn="1" w:lastColumn="0" w:noHBand="0" w:noVBand="1"/>
+      </w:tblPr>
+      <w:tblGrid>
+        <w:gridCol w:w="2930"/>
+        <w:gridCol w:w="2195"/>
+        <w:gridCol w:w="2230"/>
+        <w:gridCol w:w="1999"/>
+      </w:tblGrid>
+      <w:tr>
+        <w:trPr>
+          <w:tblHeader/>
+          <w:tblCellSpacing w:w="15" w:type="dxa"/>
+        </w:trPr>
+        <w:tc>
+          <w:tcPr>
+            <w:tcW w:w="0" w:type="auto"/>
+            <w:vAlign w:val="center"/>
+            <w:hideMark/>
+          </w:tcPr>
+          <w:p>
+            <w:pPr>
+              <w:spacing w:after="0"/>
+              <w:jc w:val="center"/>
+              <w:rPr>
+                <w:rFonts w:eastAsia="Times New Roman" w:cs="Times New Roman"/>
+                <w:b/>
+                <w:bCs/>
+                <w:sz w:val="24"/>
+                <w:szCs w:val="24"/>
+                <w:lang w:eastAsia="ru-RU"/>
+              </w:rPr>
+            </w:pPr>
+            <w:r>
+              <w:rPr>
+                <w:rFonts w:eastAsia="Times New Roman" w:cs="Times New Roman"/>
+                <w:b/>
+                <w:bCs/>
+                <w:sz w:val="24"/>
+                <w:szCs w:val="24"/>
+                <w:lang w:eastAsia="ru-RU"/>
+              </w:rPr>
+              <w:lastRenderedPageBreak/>
+              <w:t>Метод</w:t>
+            </w:r>
+          </w:p>
+        </w:tc>
+        <w:tc>
+          <w:tcPr>
+            <w:tcW w:w="0" w:type="auto"/>
+            <w:vAlign w:val="center"/>
+            <w:hideMark/>
+          </w:tcPr>
+          <w:p>
+            <w:pPr>
+              <w:spacing w:after="0"/>
+              <w:jc w:val="center"/>
+              <w:rPr>
+                <w:rFonts w:eastAsia="Times New Roman" w:cs="Times New Roman"/>
+                <w:b/>
+                <w:bCs/>
+                <w:sz w:val="24"/>
+                <w:szCs w:val="24"/>
+                <w:lang w:eastAsia="ru-RU"/>
+              </w:rPr>
+            </w:pPr>
+            <w:r>
+              <w:rPr>
+                <w:rFonts w:eastAsia="Times New Roman" w:cs="Times New Roman"/>
+                <w:b/>
+                <w:bCs/>
+                <w:sz w:val="24"/>
+                <w:szCs w:val="24"/>
+                <w:lang w:eastAsia="ru-RU"/>
+              </w:rPr>
+              <w:t>Назначение</w:t>
+            </w:r>
+          </w:p>
+        </w:tc>
+        <w:tc>
+          <w:tcPr>
+            <w:tcW w:w="0" w:type="auto"/>
+            <w:vAlign w:val="center"/>
+            <w:hideMark/>
+          </w:tcPr>
+          <w:p>
+            <w:pPr>
+              <w:spacing w:after="0"/>
+              <w:jc w:val="center"/>
+              <w:rPr>
+                <w:rFonts w:eastAsia="Times New Roman" w:cs="Times New Roman"/>
+                <w:b/>
+                <w:bCs/>
+                <w:sz w:val="24"/>
+                <w:szCs w:val="24"/>
+                <w:lang w:eastAsia="ru-RU"/>
+              </w:rPr>
+            </w:pPr>
+            <w:r>
+              <w:rPr>
+                <w:rFonts w:eastAsia="Times New Roman" w:cs="Times New Roman"/>
+                <w:b/>
+                <w:bCs/>
+                <w:sz w:val="24"/>
+                <w:szCs w:val="24"/>
+                <w:lang w:eastAsia="ru-RU"/>
+              </w:rPr>
+              <w:t>Параметры</w:t>
+            </w:r>
+          </w:p>
+        </w:tc>
+        <w:tc>
+          <w:tcPr>
+            <w:tcW w:w="0" w:type="auto"/>
+            <w:vAlign w:val="center"/>
+            <w:hideMark/>
+          </w:tcPr>
+          <w:p>
+            <w:pPr>
+              <w:spacing w:after="0"/>
+              <w:jc w:val="center"/>
+              <w:rPr>
+                <w:rFonts w:eastAsia="Times New Roman" w:cs="Times New Roman"/>
+                <w:b/>
+                <w:bCs/>
+                <w:sz w:val="24"/>
+                <w:szCs w:val="24"/>
+                <w:lang w:eastAsia="ru-RU"/>
+              </w:rPr>
+            </w:pPr>
+            <w:r>
+              <w:rPr>
+                <w:rFonts w:eastAsia="Times New Roman" w:cs="Times New Roman"/>
+                <w:b/>
+                <w:bCs/>
+                <w:sz w:val="24"/>
+                <w:szCs w:val="24"/>
+                <w:lang w:eastAsia="ru-RU"/>
+              </w:rPr>
+              <w:t>Возвращаемое значение</w:t>
+            </w:r>
+          </w:p>
+        </w:tc>
+      </w:tr>
+      <w:tr>
+        <w:trPr>
+          <w:tblCellSpacing w:w="15" w:type="dxa"/>
+        </w:trPr>
+        <w:tc>
+          <w:tcPr>
+            <w:tcW w:w="0" w:type="auto"/>
+            <w:vAlign w:val="center"/>
+            <w:hideMark/>
+          </w:tcPr>
+          <w:p>
+            <w:pPr>
+              <w:spacing w:after="0"/>
+              <w:rPr>
+                <w:rFonts w:eastAsia="Times New Roman" w:cs="Times New Roman"/>
+                <w:sz w:val="24"/>
+                <w:szCs w:val="24"/>
+                <w:lang w:val="en-US" w:eastAsia="ru-RU"/>
+              </w:rPr>
+            </w:pPr>
+            <w:r>
+              <w:rPr>
+                <w:rFonts w:eastAsia="Times New Roman" w:cs="Times New Roman"/>
+                <w:sz w:val="24"/>
+                <w:szCs w:val="24"/>
+                <w:lang w:val="en-US" w:eastAsia="ru-RU"/>
+              </w:rPr>
+              <w:t>Select(string query, Dictionary&lt;string, object&gt; parameters = null)</w:t>
+            </w:r>
+          </w:p>
+        </w:tc>
+        <w:tc>
+          <w:tcPr>
+            <w:tcW w:w="0" w:type="auto"/>
+            <w:vAlign w:val="center"/>
+            <w:hideMark/>
+          </w:tcPr>
+          <w:p>
+            <w:pPr>
+              <w:spacing w:after="0"/>
+              <w:rPr>
+                <w:rFonts w:eastAsia="Times New Roman" w:cs="Times New Roman"/>
+                <w:sz w:val="24"/>
+                <w:szCs w:val="24"/>
+                <w:lang w:eastAsia="ru-RU"/>
+              </w:rPr>
+            </w:pPr>
+            <w:r>
+              <w:rPr>
+                <w:rFonts w:eastAsia="Times New Roman" w:cs="Times New Roman"/>
+                <w:sz w:val="24"/>
+                <w:szCs w:val="24"/>
+                <w:lang w:eastAsia="ru-RU"/>
+              </w:rPr>
+              <w:t>Выполняет SQL-запрос SELECT и возвращает данные</w:t>
+            </w:r>
+          </w:p>
+        </w:tc>
+        <w:tc>
+          <w:tcPr>
+            <w:tcW w:w="0" w:type="auto"/>
+            <w:vAlign w:val="center"/>
+            <w:hideMark/>
+          </w:tcPr>
+          <w:p>
+            <w:pPr>
+              <w:spacing w:after="0"/>
+              <w:rPr>
+                <w:rFonts w:eastAsia="Times New Roman" w:cs="Times New Roman"/>
+                <w:sz w:val="24"/>
+                <w:szCs w:val="24"/>
+                <w:lang w:eastAsia="ru-RU"/>
+              </w:rPr>
+            </w:pPr>
+            <w:proofErr w:type="spellStart"/>
+            <w:r>
+              <w:rPr>
+                <w:rFonts w:eastAsia="Times New Roman" w:cs="Times New Roman"/>
+                <w:sz w:val="24"/>
+                <w:szCs w:val="24"/>
+                <w:lang w:eastAsia="ru-RU"/>
+              </w:rPr>
+              <w:t>query</w:t>
+            </w:r>
+            <w:proofErr w:type="spellEnd"/>
+            <w:r>
+              <w:rPr>
+                <w:rFonts w:eastAsia="Times New Roman" w:cs="Times New Roman"/>
+                <w:sz w:val="24"/>
+                <w:szCs w:val="24"/>
+                <w:lang w:eastAsia="ru-RU"/>
+              </w:rPr>
+              <w:t xml:space="preserve"> – текст SQL-запроса; </w:t>
+            </w:r>
+            <w:proofErr w:type="spellStart"/>
+            <w:r>
+              <w:rPr>
+                <w:rFonts w:eastAsia="Times New Roman" w:cs="Times New Roman"/>
+                <w:sz w:val="24"/>
+                <w:szCs w:val="24"/>
+                <w:lang w:eastAsia="ru-RU"/>
+              </w:rPr>
+              <w:t>parameters</w:t>
+            </w:r>
+            <w:proofErr w:type="spellEnd"/>
+            <w:r>
+              <w:rPr>
+                <w:rFonts w:eastAsia="Times New Roman" w:cs="Times New Roman"/>
+                <w:sz w:val="24"/>
+                <w:szCs w:val="24"/>
+                <w:lang w:eastAsia="ru-RU"/>
+              </w:rPr>
+              <w:t xml:space="preserve"> – словарь параметров запроса</w:t>
+            </w:r>
+          </w:p>
+        </w:tc>
+        <w:tc>
+          <w:tcPr>
+            <w:tcW w:w="0" w:type="auto"/>
+            <w:vAlign w:val="center"/>
+            <w:hideMark/>
+          </w:tcPr>
+          <w:p>
+            <w:pPr>
+              <w:spacing w:after="0"/>
+              <w:rPr>
+                <w:rFonts w:eastAsia="Times New Roman" w:cs="Times New Roman"/>
+                <w:sz w:val="24"/>
+                <w:szCs w:val="24"/>
+                <w:lang w:eastAsia="ru-RU"/>
+              </w:rPr>
+            </w:pPr>
+            <w:proofErr w:type="spellStart"/>
+            <w:r>
+              <w:rPr>
+                <w:rFonts w:eastAsia="Times New Roman" w:cs="Times New Roman"/>
+                <w:sz w:val="24"/>
+                <w:szCs w:val="24"/>
+                <w:lang w:eastAsia="ru-RU"/>
+              </w:rPr>
+              <w:t>DataTable</w:t>
+            </w:r>
+            <w:proofErr w:type="spellEnd"/>
+          </w:p>
+        </w:tc>
+      </w:tr>
+      <w:tr>
+        <w:trPr>
+          <w:tblCellSpacing w:w="15" w:type="dxa"/>
+        </w:trPr>
+        <w:tc>
+          <w:tcPr>
+            <w:tcW w:w="0" w:type="auto"/>
+            <w:vAlign w:val="center"/>
+            <w:hideMark/>
+          </w:tcPr>
+          <w:p>
+            <w:pPr>
+              <w:spacing w:after="0"/>
+              <w:rPr>
+                <w:rFonts w:eastAsia="Times New Roman" w:cs="Times New Roman"/>
+                <w:sz w:val="24"/>
+                <w:szCs w:val="24"/>
+                <w:lang w:val="en-US" w:eastAsia="ru-RU"/>
+              </w:rPr>
+            </w:pPr>
+            <w:r>
+              <w:rPr>
+                <w:rFonts w:eastAsia="Times New Roman" w:cs="Times New Roman"/>
+                <w:sz w:val="24"/>
+                <w:szCs w:val="24"/>
+                <w:lang w:val="en-US" w:eastAsia="ru-RU"/>
+              </w:rPr>
+              <w:t>Execute(string query, Dictionary&lt;string, object&gt; parameters = null)</w:t>
+            </w:r>
+          </w:p>
+        </w:tc>
+        <w:tc>
+          <w:tcPr>
+            <w:tcW w:w="0" w:type="auto"/>
+            <w:vAlign w:val="center"/>
+            <w:hideMark/>
+          </w:tcPr>
+          <w:p>
+            <w:pPr>
+              <w:spacing w:after="0"/>
+              <w:rPr>
+                <w:rFonts w:eastAsia="Times New Roman" w:cs="Times New Roman"/>
+                <w:sz w:val="24"/>
+                <w:szCs w:val="24"/>
+                <w:lang w:eastAsia="ru-RU"/>
+              </w:rPr>
+            </w:pPr>
+            <w:r>
+              <w:rPr>
+                <w:rFonts w:eastAsia="Times New Roman" w:cs="Times New Roman"/>
+                <w:sz w:val="24"/>
+                <w:szCs w:val="24"/>
+                <w:lang w:eastAsia="ru-RU"/>
+              </w:rPr>
+              <w:t>Выполняет INSERT, UPDATE, DELETE</w:t>
+            </w:r>
+          </w:p>
+        </w:tc>
+        <w:tc>
+          <w:tcPr>
+            <w:tcW w:w="0" w:type="auto"/>
+            <w:vAlign w:val="center"/>
+            <w:hideMark/>
+          </w:tcPr>
+          <w:p>
+            <w:pPr>
+              <w:spacing w:after="0"/>
+              <w:rPr>
+                <w:rFonts w:eastAsia="Times New Roman" w:cs="Times New Roman"/>
+                <w:sz w:val="24"/>
+                <w:szCs w:val="24"/>
+                <w:lang w:eastAsia="ru-RU"/>
+              </w:rPr>
+            </w:pPr>
+            <w:proofErr w:type="spellStart"/>
+            <w:r>
+              <w:rPr>
+                <w:rFonts w:eastAsia="Times New Roman" w:cs="Times New Roman"/>
+                <w:sz w:val="24"/>
+                <w:szCs w:val="24"/>
+                <w:lang w:eastAsia="ru-RU"/>
+              </w:rPr>
+              <w:t>query</w:t>
+            </w:r>
+            <w:proofErr w:type="spellEnd"/>
+            <w:r>
+              <w:rPr>
+                <w:rFonts w:eastAsia="Times New Roman" w:cs="Times New Roman"/>
+                <w:sz w:val="24"/>
+                <w:szCs w:val="24"/>
+                <w:lang w:eastAsia="ru-RU"/>
+              </w:rPr>
+              <w:t xml:space="preserve"> – текст SQL-запроса; </w:t>
+            </w:r>
+            <w:proofErr w:type="spellStart"/>
+            <w:r>
+              <w:rPr>
+                <w:rFonts w:eastAsia="Times New Roman" w:cs="Times New Roman"/>
+                <w:sz w:val="24"/>
+                <w:szCs w:val="24"/>
+                <w:lang w:eastAsia="ru-RU"/>
+              </w:rPr>
+              <w:t>parameters</w:t>
+            </w:r>
+            <w:proofErr w:type="spellEnd"/>
+            <w:r>
+              <w:rPr>
+                <w:rFonts w:eastAsia="Times New Roman" w:cs="Times New Roman"/>
+                <w:sz w:val="24"/>
+                <w:szCs w:val="24"/>
+                <w:lang w:eastAsia="ru-RU"/>
+              </w:rPr>
+              <w:t xml:space="preserve"> – словарь параметров</w:t>
+            </w:r>
+          </w:p>
+        </w:tc>
+        <w:tc>
+          <w:tcPr>
+            <w:tcW w:w="0" w:type="auto"/>
+            <w:vAlign w:val="center"/>
+            <w:hideMark/>
+          </w:tcPr>
+          <w:p>
+            <w:pPr>
+              <w:spacing w:after="0"/>
+              <w:rPr>
+                <w:rFonts w:eastAsia="Times New Roman" w:cs="Times New Roman"/>
+                <w:sz w:val="24"/>
+                <w:szCs w:val="24"/>
+                <w:lang w:eastAsia="ru-RU"/>
+              </w:rPr>
+            </w:pPr>
+            <w:proofErr w:type="spellStart"/>
+            <w:r>
+              <w:rPr>
+                <w:rFonts w:eastAsia="Times New Roman" w:cs="Times New Roman"/>
+                <w:sz w:val="24"/>
+                <w:szCs w:val="24"/>
+                <w:lang w:eastAsia="ru-RU"/>
+              </w:rPr>
+              <w:t>int</w:t>
+            </w:r>
+            <w:proofErr w:type="spellEnd"/>
+            <w:r>
+              <w:rPr>
+                <w:rFonts w:eastAsia="Times New Roman" w:cs="Times New Roman"/>
+                <w:sz w:val="24"/>
+                <w:szCs w:val="24"/>
+                <w:lang w:eastAsia="ru-RU"/>
+              </w:rPr>
+              <w:t xml:space="preserve"> (количество изменённых записей)</w:t>
+            </w:r>
+          </w:p>
+        </w:tc>
+      </w:tr>
+      <w:tr>
+        <w:trPr>
+          <w:tblCellSpacing w:w="15" w:type="dxa"/>
+        </w:trPr>
+        <w:tc>
+          <w:tcPr>
+            <w:tcW w:w="0" w:type="auto"/>
+            <w:vAlign w:val="center"/>
+            <w:hideMark/>
+          </w:tcPr>
+          <w:p>
+            <w:pPr>
+              <w:spacing w:after="0"/>
+              <w:rPr>
+                <w:rFonts w:eastAsia="Times New Roman" w:cs="Times New Roman"/>
+                <w:sz w:val="24"/>
+                <w:szCs w:val="24"/>
+                <w:lang w:eastAsia="ru-RU"/>
+              </w:rPr>
+            </w:pPr>
+            <w:proofErr w:type="spellStart"/>
+            <w:r>
+              <w:rPr>
+                <w:rFonts w:eastAsia="Times New Roman" w:cs="Times New Roman"/>
+                <w:sz w:val="24"/>
+                <w:szCs w:val="24"/>
+                <w:lang w:eastAsia="ru-RU"/>
+              </w:rPr>
+              <w:t>LoadData</w:t>
+            </w:r>
+            <w:proofErr w:type="spellEnd"/>
+            <w:r>
+              <w:rPr>
+                <w:rFonts w:eastAsia="Times New Roman" w:cs="Times New Roman"/>
+                <w:sz w:val="24"/>
+                <w:szCs w:val="24"/>
+                <w:lang w:eastAsia="ru-RU"/>
+              </w:rPr>
+              <w:t>()</w:t>
+            </w:r>
+          </w:p>
+        </w:tc>
+        <w:tc>
+          <w:tcPr>
+            <w:tcW w:w="0" w:type="auto"/>
+            <w:vAlign w:val="center"/>
+            <w:hideMark/>
+          </w:tcPr>
+          <w:p>
+            <w:pPr>
+              <w:spacing w:after="0"/>
+              <w:rPr>
+                <w:rFonts w:eastAsia="Times New Roman" w:cs="Times New Roman"/>
+                <w:sz w:val="24"/>
+                <w:szCs w:val="24"/>
+                <w:lang w:eastAsia="ru-RU"/>
+              </w:rPr>
+            </w:pPr>
+            <w:r>
+              <w:rPr>
+                <w:rFonts w:eastAsia="Times New Roman" w:cs="Times New Roman"/>
+                <w:sz w:val="24"/>
+                <w:szCs w:val="24"/>
+                <w:lang w:eastAsia="ru-RU"/>
+              </w:rPr>
+              <w:t xml:space="preserve">Загружает данные из БД и отображает их в </w:t>
+            </w:r>
+            <w:proofErr w:type="spellStart"/>
+            <w:r>
+              <w:rPr>
+                <w:rFonts w:eastAsia="Times New Roman" w:cs="Times New Roman"/>
+                <w:sz w:val="24"/>
+                <w:szCs w:val="24"/>
+                <w:lang w:eastAsia="ru-RU"/>
+              </w:rPr>
+              <w:t>DataGridView</w:t>
+            </w:r>
+            <w:proofErr w:type="spellEnd"/>
+          </w:p>
+        </w:tc>
+        <w:tc>
+          <w:tcPr>
+            <w:tcW w:w="0" w:type="auto"/>
+            <w:vAlign w:val="center"/>
+            <w:hideMark/>
+          </w:tcPr>
+          <w:p>
+            <w:pPr>
+              <w:spacing w:after="0"/>
+              <w:rPr>
+                <w:rFonts w:eastAsia="Times New Roman" w:cs="Times New Roman"/>
+                <w:sz w:val="24"/>
+                <w:szCs w:val="24"/>
+                <w:lang w:eastAsia="ru-RU"/>
+              </w:rPr>
+            </w:pPr>
+            <w:r>
+              <w:rPr>
+                <w:rFonts w:eastAsia="Times New Roman" w:cs="Times New Roman"/>
+                <w:sz w:val="24"/>
+                <w:szCs w:val="24"/>
+                <w:lang w:eastAsia="ru-RU"/>
+              </w:rPr>
+              <w:t>отсутствуют</w:t>
+            </w:r>
+          </w:p>
+        </w:tc>
+        <w:tc>
+          <w:tcPr>
+            <w:tcW w:w="0" w:type="auto"/>
+            <w:vAlign w:val="center"/>
+            <w:hideMark/>
+          </w:tcPr>
+          <w:p>
+            <w:pPr>
+              <w:spacing w:after="0"/>
+              <w:rPr>
+                <w:rFonts w:eastAsia="Times New Roman" w:cs="Times New Roman"/>
+                <w:sz w:val="24"/>
+                <w:szCs w:val="24"/>
+                <w:lang w:eastAsia="ru-RU"/>
+              </w:rPr>
+            </w:pPr>
+            <w:proofErr w:type="spellStart"/>
+            <w:r>
+              <w:rPr>
+                <w:rFonts w:eastAsia="Times New Roman" w:cs="Times New Roman"/>
+                <w:sz w:val="24"/>
+                <w:szCs w:val="24"/>
+                <w:lang w:eastAsia="ru-RU"/>
+              </w:rPr>
+              <w:t>void</w:t>
+            </w:r>
+            <w:proofErr w:type="spellEnd"/>
+          </w:p>
+        </w:tc>
+      </w:tr>
+      <w:tr>
+        <w:trPr>
+          <w:tblCellSpacing w:w="15" w:type="dxa"/>
+        </w:trPr>
+        <w:tc>
+          <w:tcPr>
+            <w:tcW w:w="0" w:type="auto"/>
+            <w:vAlign w:val="center"/>
+            <w:hideMark/>
+          </w:tcPr>
+          <w:p>
+            <w:pPr>
+              <w:spacing w:after="0"/>
+              <w:rPr>
+                <w:rFonts w:eastAsia="Times New Roman" w:cs="Times New Roman"/>
+                <w:sz w:val="24"/>
+                <w:szCs w:val="24"/>
+                <w:lang w:val="en-US" w:eastAsia="ru-RU"/>
+              </w:rPr>
+            </w:pPr>
+            <w:proofErr w:type="spellStart"/>
+            <w:r>
+              <w:rPr>
+                <w:rFonts w:eastAsia="Times New Roman" w:cs="Times New Roman"/>
+                <w:sz w:val="24"/>
+                <w:szCs w:val="24"/>
+                <w:lang w:val="en-US" w:eastAsia="ru-RU"/>
+              </w:rPr>
+              <w:t>btnLogin_Click</w:t>
+            </w:r>
+            <w:proofErr w:type="spellEnd"/>
+            <w:r>
+              <w:rPr>
+                <w:rFonts w:eastAsia="Times New Roman" w:cs="Times New Roman"/>
+                <w:sz w:val="24"/>
+                <w:szCs w:val="24"/>
+                <w:lang w:val="en-US" w:eastAsia="ru-RU"/>
+              </w:rPr>
+              <w:t xml:space="preserve">(object sender, </w:t>
+            </w:r>
+            <w:proofErr w:type="spellStart"/>
+            <w:r>
+              <w:rPr>
+                <w:rFonts w:eastAsia="Times New Roman" w:cs="Times New Roman"/>
+                <w:sz w:val="24"/>
+                <w:szCs w:val="24"/>
+                <w:lang w:val="en-US" w:eastAsia="ru-RU"/>
+              </w:rPr>
+              <w:t>EventArgs</w:t>
+            </w:r>
+            <w:proofErr w:type="spellEnd"/>
+            <w:r>
+              <w:rPr>
+                <w:rFonts w:eastAsia="Times New Roman" w:cs="Times New Roman"/>
+                <w:sz w:val="24"/>
+                <w:szCs w:val="24"/>
+                <w:lang w:val="en-US" w:eastAsia="ru-RU"/>
+              </w:rPr>
+              <w:t xml:space="preserve"> e)</w:t>
+            </w:r>
+          </w:p>
+        </w:tc>
+        <w:tc>
+          <w:tcPr>
+            <w:tcW w:w="0" w:type="auto"/>
+            <w:vAlign w:val="center"/>
+            <w:hideMark/>
+          </w:tcPr>
+          <w:p>
+            <w:pPr>
+              <w:spacing w:after="0"/>
+              <w:rPr>
+                <w:rFonts w:eastAsia="Times New Roman" w:cs="Times New Roman"/>
+                <w:sz w:val="24"/>
+                <w:szCs w:val="24"/>
+                <w:lang w:eastAsia="ru-RU"/>
+              </w:rPr>
+            </w:pPr>
+            <w:r>
+              <w:rPr>
+                <w:rFonts w:eastAsia="Times New Roman" w:cs="Times New Roman"/>
+                <w:sz w:val="24"/>
+                <w:szCs w:val="24"/>
+                <w:lang w:eastAsia="ru-RU"/>
+              </w:rPr>
+              <w:t>Обрабатывает нажатие кнопки входа</w:t>
+            </w:r>
+          </w:p>
+        </w:tc>
+        <w:tc>
+          <w:tcPr>
+            <w:tcW w:w="0" w:type="auto"/>
+            <w:vAlign w:val="center"/>
+            <w:hideMark/>
+          </w:tcPr>
+          <w:p>
+            <w:pPr>
+              <w:spacing w:after="0"/>
+              <w:rPr>
+                <w:rFonts w:eastAsia="Times New Roman" w:cs="Times New Roman"/>
+                <w:sz w:val="24"/>
+                <w:szCs w:val="24"/>
+                <w:lang w:eastAsia="ru-RU"/>
+              </w:rPr>
+            </w:pPr>
+            <w:proofErr w:type="spellStart"/>
+            <w:r>
+              <w:rPr>
+                <w:rFonts w:eastAsia="Times New Roman" w:cs="Times New Roman"/>
+                <w:sz w:val="24"/>
+                <w:szCs w:val="24"/>
+                <w:lang w:eastAsia="ru-RU"/>
+              </w:rPr>
+              <w:t>sender</w:t>
+            </w:r>
+            <w:proofErr w:type="spellEnd"/>
+            <w:r>
+              <w:rPr>
+                <w:rFonts w:eastAsia="Times New Roman" w:cs="Times New Roman"/>
+                <w:sz w:val="24"/>
+                <w:szCs w:val="24"/>
+                <w:lang w:eastAsia="ru-RU"/>
+              </w:rPr>
+              <w:t xml:space="preserve"> – источник события; e – параметры события</w:t>
+            </w:r>
+          </w:p>
+        </w:tc>
+        <w:tc>
+          <w:tcPr>
+            <w:tcW w:w="0" w:type="auto"/>
+            <w:vAlign w:val="center"/>
+            <w:hideMark/>
+          </w:tcPr>
+          <w:p>
+            <w:pPr>
+              <w:spacing w:after="0"/>
+              <w:rPr>
+                <w:rFonts w:eastAsia="Times New Roman" w:cs="Times New Roman"/>
+                <w:sz w:val="24"/>
+                <w:szCs w:val="24"/>
+                <w:lang w:eastAsia="ru-RU"/>
+              </w:rPr>
+            </w:pPr>
+            <w:proofErr w:type="spellStart"/>
+            <w:r>
+              <w:rPr>
+                <w:rFonts w:eastAsia="Times New Roman" w:cs="Times New Roman"/>
+                <w:sz w:val="24"/>
+                <w:szCs w:val="24"/>
+                <w:lang w:eastAsia="ru-RU"/>
+              </w:rPr>
+              <w:t>void</w:t>
+            </w:r>
+            <w:proofErr w:type="spellEnd"/>
+          </w:p>
+        </w:tc>
+      </w:tr>
+    </w:tbl>
+    <w:p>
+      <w:pPr>
+        <w:spacing w:after="0" w:line="360" w:lineRule="auto"/>
+        <w:ind w:firstLine="709"/>
+        <w:jc w:val="both"/>
+        <w:rPr>
+          <w:rFonts w:cs="Times New Roman"/>
+          <w:szCs w:val="28"/>
+        </w:rPr>
+      </w:pPr>
+    </w:p>
+    <w:tbl>
+      <w:tblPr>
+        <w:tblW w:w="0" w:type="auto"/>
+        <w:tblCellSpacing w:w="15" w:type="dxa"/>
+        <w:tblCellMar>
+          <w:top w:w="15" w:type="dxa"/>
+          <w:left w:w="15" w:type="dxa"/>
+          <w:bottom w:w="15" w:type="dxa"/>
+          <w:right w:w="15" w:type="dxa"/>
+        </w:tblCellMar>
+        <w:tblLook w:val="04A0" w:firstRow="1" w:lastRow="0" w:firstColumn="1" w:lastColumn="0" w:noHBand="0" w:noVBand="1"/>
+      </w:tblPr>
+      <w:tblGrid>
+        <w:gridCol w:w="2936"/>
+        <w:gridCol w:w="2171"/>
+        <w:gridCol w:w="2394"/>
+        <w:gridCol w:w="1853"/>
+      </w:tblGrid>
+      <w:tr>
+        <w:trPr>
+          <w:tblHeader/>
+          <w:tblCellSpacing w:w="15" w:type="dxa"/>
+        </w:trPr>
+        <w:tc>
+          <w:tcPr>
+            <w:tcW w:w="0" w:type="auto"/>
+            <w:vAlign w:val="center"/>
+            <w:hideMark/>
+          </w:tcPr>
+          <w:p>
+            <w:pPr>
+              <w:spacing w:after="0"/>
+              <w:jc w:val="center"/>
+              <w:rPr>
+                <w:rFonts w:eastAsia="Times New Roman" w:cs="Times New Roman"/>
+                <w:b/>
+                <w:bCs/>
+                <w:sz w:val="24"/>
+                <w:szCs w:val="24"/>
+                <w:lang w:eastAsia="ru-RU"/>
+              </w:rPr>
+            </w:pPr>
+            <w:r>
+              <w:rPr>
+                <w:rFonts w:eastAsia="Times New Roman" w:cs="Times New Roman"/>
+                <w:b/>
+                <w:bCs/>
+                <w:sz w:val="24"/>
+                <w:szCs w:val="24"/>
+                <w:lang w:eastAsia="ru-RU"/>
+              </w:rPr>
+              <w:t>Метод</w:t>
+            </w:r>
+          </w:p>
+        </w:tc>
+        <w:tc>
+          <w:tcPr>
+            <w:tcW w:w="0" w:type="auto"/>
+            <w:vAlign w:val="center"/>
+            <w:hideMark/>
+          </w:tcPr>
+          <w:p>
+            <w:pPr>
+              <w:spacing w:after="0"/>
+              <w:jc w:val="center"/>
+              <w:rPr>
+                <w:rFonts w:eastAsia="Times New Roman" w:cs="Times New Roman"/>
+                <w:b/>
+                <w:bCs/>
+                <w:sz w:val="24"/>
+                <w:szCs w:val="24"/>
+                <w:lang w:eastAsia="ru-RU"/>
+              </w:rPr>
+            </w:pPr>
+            <w:r>
+              <w:rPr>
+                <w:rFonts w:eastAsia="Times New Roman" w:cs="Times New Roman"/>
+                <w:b/>
+                <w:bCs/>
+                <w:sz w:val="24"/>
+                <w:szCs w:val="24"/>
+                <w:lang w:eastAsia="ru-RU"/>
+              </w:rPr>
+              <w:t>Назначение</w:t>
+            </w:r>
+          </w:p>
+        </w:tc>
+        <w:tc>
+          <w:tcPr>
+            <w:tcW w:w="0" w:type="auto"/>
+            <w:vAlign w:val="center"/>
+            <w:hideMark/>
+          </w:tcPr>
+          <w:p>
+            <w:pPr>
+              <w:spacing w:after="0"/>
+              <w:jc w:val="center"/>
+              <w:rPr>
+                <w:rFonts w:eastAsia="Times New Roman" w:cs="Times New Roman"/>
+                <w:b/>
+                <w:bCs/>
+                <w:sz w:val="24"/>
+                <w:szCs w:val="24"/>
+                <w:lang w:eastAsia="ru-RU"/>
+              </w:rPr>
+            </w:pPr>
+            <w:r>
+              <w:rPr>
+                <w:rFonts w:eastAsia="Times New Roman" w:cs="Times New Roman"/>
+                <w:b/>
+                <w:bCs/>
+                <w:sz w:val="24"/>
+                <w:szCs w:val="24"/>
+                <w:lang w:eastAsia="ru-RU"/>
+              </w:rPr>
+              <w:t>Параметры</w:t>
+            </w:r>
+          </w:p>
+        </w:tc>
+        <w:tc>
+          <w:tcPr>
+            <w:tcW w:w="0" w:type="auto"/>
+            <w:vAlign w:val="center"/>
+            <w:hideMark/>
+          </w:tcPr>
+          <w:p>
+            <w:pPr>
+              <w:spacing w:after="0"/>
+              <w:jc w:val="center"/>
+              <w:rPr>
+                <w:rFonts w:eastAsia="Times New Roman" w:cs="Times New Roman"/>
+                <w:b/>
+                <w:bCs/>
+                <w:sz w:val="24"/>
+                <w:szCs w:val="24"/>
+                <w:lang w:eastAsia="ru-RU"/>
+              </w:rPr>
+            </w:pPr>
+            <w:r>
+              <w:rPr>
+                <w:rFonts w:eastAsia="Times New Roman" w:cs="Times New Roman"/>
+                <w:b/>
+                <w:bCs/>
+                <w:sz w:val="24"/>
+                <w:szCs w:val="24"/>
+                <w:lang w:eastAsia="ru-RU"/>
+              </w:rPr>
+              <w:t>Возвращаемое значение</w:t>
+            </w:r>
+          </w:p>
+        </w:tc>
+      </w:tr>
+      <w:tr>
+        <w:trPr>
+          <w:tblCellSpacing w:w="15" w:type="dxa"/>
+        </w:trPr>
+        <w:tc>
+          <w:tcPr>
+            <w:tcW w:w="0" w:type="auto"/>
+            <w:vAlign w:val="center"/>
+            <w:hideMark/>
+          </w:tcPr>
+          <w:p>
+            <w:pPr>
+              <w:spacing w:after="0"/>
+              <w:rPr>
+                <w:rFonts w:eastAsia="Times New Roman" w:cs="Times New Roman"/>
+                <w:sz w:val="24"/>
+                <w:szCs w:val="24"/>
+                <w:lang w:val="en-US" w:eastAsia="ru-RU"/>
+              </w:rPr>
+            </w:pPr>
+            <w:r>
+              <w:rPr>
+                <w:rFonts w:eastAsia="Times New Roman" w:cs="Times New Roman"/>
+                <w:b/>
+                <w:bCs/>
+                <w:sz w:val="24"/>
+                <w:szCs w:val="24"/>
+                <w:lang w:val="en-US" w:eastAsia="ru-RU"/>
+              </w:rPr>
+              <w:t>Select(string query, Dictionary&lt;string, object&gt; parameters = null)</w:t>
+            </w:r>
+          </w:p>
+        </w:tc>
+        <w:tc>
+          <w:tcPr>
+            <w:tcW w:w="0" w:type="auto"/>
+            <w:vAlign w:val="center"/>
+            <w:hideMark/>
+          </w:tcPr>
+          <w:p>
+            <w:pPr>
+              <w:spacing w:after="0"/>
+              <w:rPr>
+                <w:rFonts w:eastAsia="Times New Roman" w:cs="Times New Roman"/>
+                <w:sz w:val="24"/>
+                <w:szCs w:val="24"/>
+                <w:lang w:eastAsia="ru-RU"/>
+              </w:rPr>
+            </w:pPr>
+            <w:r>
+              <w:rPr>
+                <w:rFonts w:eastAsia="Times New Roman" w:cs="Times New Roman"/>
+                <w:sz w:val="24"/>
+                <w:szCs w:val="24"/>
+                <w:lang w:eastAsia="ru-RU"/>
+              </w:rPr>
+              <w:t>Выполняет запрос на выборку данных из базы данных</w:t>
+            </w:r>
+          </w:p>
+        </w:tc>
+        <w:tc>
+          <w:tcPr>
+            <w:tcW w:w="0" w:type="auto"/>
+            <w:vAlign w:val="center"/>
+            <w:hideMark/>
+          </w:tcPr>
+          <w:p>
+            <w:pPr>
+              <w:spacing w:after="0"/>
+              <w:rPr>
+                <w:rFonts w:eastAsia="Times New Roman" w:cs="Times New Roman"/>
+                <w:sz w:val="24"/>
+                <w:szCs w:val="24"/>
+                <w:lang w:eastAsia="ru-RU"/>
+              </w:rPr>
+            </w:pPr>
+            <w:proofErr w:type="spellStart"/>
+            <w:r>
+              <w:rPr>
+                <w:rFonts w:eastAsia="Times New Roman" w:cs="Times New Roman"/>
+                <w:sz w:val="24"/>
+                <w:szCs w:val="24"/>
+                <w:lang w:eastAsia="ru-RU"/>
+              </w:rPr>
+              <w:t>query</w:t>
+            </w:r>
+            <w:proofErr w:type="spellEnd"/>
+            <w:r>
+              <w:rPr>
+                <w:rFonts w:eastAsia="Times New Roman" w:cs="Times New Roman"/>
+                <w:sz w:val="24"/>
+                <w:szCs w:val="24"/>
+                <w:lang w:eastAsia="ru-RU"/>
+              </w:rPr>
+              <w:t xml:space="preserve"> – SQL-запрос; </w:t>
+            </w:r>
+            <w:proofErr w:type="spellStart"/>
+            <w:r>
+              <w:rPr>
+                <w:rFonts w:eastAsia="Times New Roman" w:cs="Times New Roman"/>
+                <w:sz w:val="24"/>
+                <w:szCs w:val="24"/>
+                <w:lang w:eastAsia="ru-RU"/>
+              </w:rPr>
+              <w:t>parameters</w:t>
+            </w:r>
+            <w:proofErr w:type="spellEnd"/>
+            <w:r>
+              <w:rPr>
+                <w:rFonts w:eastAsia="Times New Roman" w:cs="Times New Roman"/>
+                <w:sz w:val="24"/>
+                <w:szCs w:val="24"/>
+                <w:lang w:eastAsia="ru-RU"/>
+              </w:rPr>
+              <w:t xml:space="preserve"> – словарь параметров SQL-запроса</w:t>
+            </w:r>
+          </w:p>
+        </w:tc>
+        <w:tc>
+          <w:tcPr>
+            <w:tcW w:w="0" w:type="auto"/>
+            <w:vAlign w:val="center"/>
+            <w:hideMark/>
+          </w:tcPr>
+          <w:p>
+            <w:pPr>
+              <w:spacing w:after="0"/>
+              <w:rPr>
+                <w:rFonts w:eastAsia="Times New Roman" w:cs="Times New Roman"/>
+                <w:sz w:val="24"/>
+                <w:szCs w:val="24"/>
+                <w:lang w:eastAsia="ru-RU"/>
+              </w:rPr>
+            </w:pPr>
+            <w:proofErr w:type="spellStart"/>
+            <w:r>
+              <w:rPr>
+                <w:rFonts w:eastAsia="Times New Roman" w:cs="Times New Roman"/>
+                <w:sz w:val="24"/>
+                <w:szCs w:val="24"/>
+                <w:lang w:eastAsia="ru-RU"/>
+              </w:rPr>
+              <w:t>DataTable</w:t>
+            </w:r>
+            <w:proofErr w:type="spellEnd"/>
+          </w:p>
+        </w:tc>
+      </w:tr>
+      <w:tr>
+        <w:trPr>
+          <w:tblCellSpacing w:w="15" w:type="dxa"/>
+        </w:trPr>
+        <w:tc>
+          <w:tcPr>
+            <w:tcW w:w="0" w:type="auto"/>
+            <w:vAlign w:val="center"/>
+            <w:hideMark/>
+          </w:tcPr>
+          <w:p>
+            <w:pPr>
+              <w:spacing w:after="0"/>
+              <w:rPr>
+                <w:rFonts w:eastAsia="Times New Roman" w:cs="Times New Roman"/>
+                <w:sz w:val="24"/>
+                <w:szCs w:val="24"/>
+                <w:lang w:val="en-US" w:eastAsia="ru-RU"/>
+              </w:rPr>
+            </w:pPr>
+            <w:r>
+              <w:rPr>
+                <w:rFonts w:eastAsia="Times New Roman" w:cs="Times New Roman"/>
+                <w:b/>
+                <w:bCs/>
+                <w:sz w:val="24"/>
+                <w:szCs w:val="24"/>
+                <w:lang w:val="en-US" w:eastAsia="ru-RU"/>
+              </w:rPr>
+              <w:t>Execute(string query, Dictionary&lt;string, object&gt; parameters = null)</w:t>
+            </w:r>
+          </w:p>
+        </w:tc>
+        <w:tc>
+          <w:tcPr>
+            <w:tcW w:w="0" w:type="auto"/>
+            <w:vAlign w:val="center"/>
+            <w:hideMark/>
+          </w:tcPr>
+          <w:p>
+            <w:pPr>
+              <w:spacing w:after="0"/>
+              <w:rPr>
+                <w:rFonts w:eastAsia="Times New Roman" w:cs="Times New Roman"/>
+                <w:sz w:val="24"/>
+                <w:szCs w:val="24"/>
+                <w:lang w:eastAsia="ru-RU"/>
+              </w:rPr>
+            </w:pPr>
+            <w:r>
+              <w:rPr>
+                <w:rFonts w:eastAsia="Times New Roman" w:cs="Times New Roman"/>
+                <w:sz w:val="24"/>
+                <w:szCs w:val="24"/>
+                <w:lang w:eastAsia="ru-RU"/>
+              </w:rPr>
+              <w:t>Выполняет запросы INSERT, UPDATE и DELETE</w:t>
+            </w:r>
+          </w:p>
+        </w:tc>
+        <w:tc>
+          <w:tcPr>
+            <w:tcW w:w="0" w:type="auto"/>
+            <w:vAlign w:val="center"/>
+            <w:hideMark/>
+          </w:tcPr>
+          <w:p>
+            <w:pPr>
+              <w:spacing w:after="0"/>
+              <w:rPr>
+                <w:rFonts w:eastAsia="Times New Roman" w:cs="Times New Roman"/>
+                <w:sz w:val="24"/>
+                <w:szCs w:val="24"/>
+                <w:lang w:eastAsia="ru-RU"/>
+              </w:rPr>
+            </w:pPr>
+            <w:proofErr w:type="spellStart"/>
+            <w:r>
+              <w:rPr>
+                <w:rFonts w:eastAsia="Times New Roman" w:cs="Times New Roman"/>
+                <w:sz w:val="24"/>
+                <w:szCs w:val="24"/>
+                <w:lang w:eastAsia="ru-RU"/>
+              </w:rPr>
+              <w:t>query</w:t>
+            </w:r>
+            <w:proofErr w:type="spellEnd"/>
+            <w:r>
+              <w:rPr>
+                <w:rFonts w:eastAsia="Times New Roman" w:cs="Times New Roman"/>
+                <w:sz w:val="24"/>
+                <w:szCs w:val="24"/>
+                <w:lang w:eastAsia="ru-RU"/>
+              </w:rPr>
+              <w:t xml:space="preserve"> – SQL-запрос; </w:t>
+            </w:r>
+            <w:proofErr w:type="spellStart"/>
+            <w:r>
+              <w:rPr>
+                <w:rFonts w:eastAsia="Times New Roman" w:cs="Times New Roman"/>
+                <w:sz w:val="24"/>
+                <w:szCs w:val="24"/>
+                <w:lang w:eastAsia="ru-RU"/>
+              </w:rPr>
+              <w:t>parameters</w:t>
+            </w:r>
+            <w:proofErr w:type="spellEnd"/>
+            <w:r>
+              <w:rPr>
+                <w:rFonts w:eastAsia="Times New Roman" w:cs="Times New Roman"/>
+                <w:sz w:val="24"/>
+                <w:szCs w:val="24"/>
+                <w:lang w:eastAsia="ru-RU"/>
+              </w:rPr>
+              <w:t xml:space="preserve"> – словарь параметров SQL-запроса</w:t>
+            </w:r>
+          </w:p>
+        </w:tc>
+        <w:tc>
+          <w:tcPr>
+            <w:tcW w:w="0" w:type="auto"/>
+            <w:vAlign w:val="center"/>
+            <w:hideMark/>
+          </w:tcPr>
+          <w:p>
+            <w:pPr>
+              <w:spacing w:after="0"/>
+              <w:rPr>
+                <w:rFonts w:eastAsia="Times New Roman" w:cs="Times New Roman"/>
+                <w:sz w:val="24"/>
+                <w:szCs w:val="24"/>
+                <w:lang w:eastAsia="ru-RU"/>
+              </w:rPr>
+            </w:pPr>
+            <w:proofErr w:type="spellStart"/>
+            <w:r>
+              <w:rPr>
+                <w:rFonts w:eastAsia="Times New Roman" w:cs="Times New Roman"/>
+                <w:sz w:val="24"/>
+                <w:szCs w:val="24"/>
+                <w:lang w:eastAsia="ru-RU"/>
+              </w:rPr>
+              <w:t>int</w:t>
+            </w:r>
+            <w:proofErr w:type="spellEnd"/>
+          </w:p>
+        </w:tc>
+      </w:tr>
+    </w:tbl>
+    <w:p>
+      <w:pPr>
+        <w:spacing w:after="0" w:line="360" w:lineRule="auto"/>
+        <w:ind w:firstLine="709"/>
+        <w:jc w:val="both"/>
+        <w:rPr>
+          <w:rFonts w:cs="Times New Roman"/>
+          <w:szCs w:val="28"/>
+        </w:rPr>
+      </w:pPr>
+    </w:p>
+    <w:tbl>
+      <w:tblPr>
+        <w:tblW w:w="0" w:type="auto"/>
+        <w:tblCellSpacing w:w="15" w:type="dxa"/>
+        <w:tblCellMar>
+          <w:top w:w="15" w:type="dxa"/>
+          <w:left w:w="15" w:type="dxa"/>
+          <w:bottom w:w="15" w:type="dxa"/>
+          <w:right w:w="15" w:type="dxa"/>
+        </w:tblCellMar>
+        <w:tblLook w:val="04A0" w:firstRow="1" w:lastRow="0" w:firstColumn="1" w:lastColumn="0" w:noHBand="0" w:noVBand="1"/>
+      </w:tblPr>
+      <w:tblGrid>
+        <w:gridCol w:w="2971"/>
+        <w:gridCol w:w="2092"/>
+        <w:gridCol w:w="2365"/>
+        <w:gridCol w:w="1926"/>
+      </w:tblGrid>
+      <w:tr>
+        <w:trPr>
+          <w:tblHeader/>
+          <w:tblCellSpacing w:w="15" w:type="dxa"/>
+        </w:trPr>
+        <w:tc>
+          <w:tcPr>
+            <w:tcW w:w="0" w:type="auto"/>
+            <w:vAlign w:val="center"/>
+            <w:hideMark/>
+          </w:tcPr>
+          <w:p>
+            <w:pPr>
+              <w:spacing w:after="0"/>
+              <w:jc w:val="center"/>
+              <w:rPr>
+                <w:rFonts w:eastAsia="Times New Roman" w:cs="Times New Roman"/>
+                <w:b/>
+                <w:bCs/>
+                <w:sz w:val="24"/>
+                <w:szCs w:val="24"/>
+                <w:lang w:eastAsia="ru-RU"/>
+              </w:rPr>
+            </w:pPr>
+            <w:r>
+              <w:rPr>
+                <w:rFonts w:eastAsia="Times New Roman" w:cs="Times New Roman"/>
+                <w:b/>
+                <w:bCs/>
+                <w:sz w:val="24"/>
+                <w:szCs w:val="24"/>
+                <w:lang w:eastAsia="ru-RU"/>
+              </w:rPr>
+              <w:t>Метод</w:t>
+            </w:r>
+          </w:p>
+        </w:tc>
+        <w:tc>
+          <w:tcPr>
+            <w:tcW w:w="0" w:type="auto"/>
+            <w:vAlign w:val="center"/>
+            <w:hideMark/>
+          </w:tcPr>
+          <w:p>
+            <w:pPr>
+              <w:spacing w:after="0"/>
+              <w:jc w:val="center"/>
+              <w:rPr>
+                <w:rFonts w:eastAsia="Times New Roman" w:cs="Times New Roman"/>
+                <w:b/>
+                <w:bCs/>
+                <w:sz w:val="24"/>
+                <w:szCs w:val="24"/>
+                <w:lang w:eastAsia="ru-RU"/>
+              </w:rPr>
+            </w:pPr>
+            <w:r>
+              <w:rPr>
+                <w:rFonts w:eastAsia="Times New Roman" w:cs="Times New Roman"/>
+                <w:b/>
+                <w:bCs/>
+                <w:sz w:val="24"/>
+                <w:szCs w:val="24"/>
+                <w:lang w:eastAsia="ru-RU"/>
+              </w:rPr>
+              <w:t>Назначение</w:t>
+            </w:r>
+          </w:p>
+        </w:tc>
+        <w:tc>
+          <w:tcPr>
+            <w:tcW w:w="0" w:type="auto"/>
+            <w:vAlign w:val="center"/>
+            <w:hideMark/>
+          </w:tcPr>
+          <w:p>
+            <w:pPr>
+              <w:spacing w:after="0"/>
+              <w:jc w:val="center"/>
+              <w:rPr>
+                <w:rFonts w:eastAsia="Times New Roman" w:cs="Times New Roman"/>
+                <w:b/>
+                <w:bCs/>
+                <w:sz w:val="24"/>
+                <w:szCs w:val="24"/>
+                <w:lang w:eastAsia="ru-RU"/>
+              </w:rPr>
+            </w:pPr>
+            <w:r>
+              <w:rPr>
+                <w:rFonts w:eastAsia="Times New Roman" w:cs="Times New Roman"/>
+                <w:b/>
+                <w:bCs/>
+                <w:sz w:val="24"/>
+                <w:szCs w:val="24"/>
+                <w:lang w:eastAsia="ru-RU"/>
+              </w:rPr>
+              <w:t>Параметры</w:t>
+            </w:r>
+          </w:p>
+        </w:tc>
+        <w:tc>
+          <w:tcPr>
+            <w:tcW w:w="0" w:type="auto"/>
+            <w:vAlign w:val="center"/>
+            <w:hideMark/>
+          </w:tcPr>
+          <w:p>
+            <w:pPr>
+              <w:spacing w:after="0"/>
+              <w:jc w:val="center"/>
+              <w:rPr>
+                <w:rFonts w:eastAsia="Times New Roman" w:cs="Times New Roman"/>
+                <w:b/>
+                <w:bCs/>
+                <w:sz w:val="24"/>
+                <w:szCs w:val="24"/>
+                <w:lang w:eastAsia="ru-RU"/>
+              </w:rPr>
+            </w:pPr>
+            <w:r>
+              <w:rPr>
+                <w:rFonts w:eastAsia="Times New Roman" w:cs="Times New Roman"/>
+                <w:b/>
+                <w:bCs/>
+                <w:sz w:val="24"/>
+                <w:szCs w:val="24"/>
+                <w:lang w:eastAsia="ru-RU"/>
+              </w:rPr>
+              <w:t>Возвращаемое значение</w:t>
+            </w:r>
+          </w:p>
+        </w:tc>
+      </w:tr>
+      <w:tr>
+        <w:trPr>
+          <w:tblCellSpacing w:w="15" w:type="dxa"/>
+        </w:trPr>
+        <w:tc>
+          <w:tcPr>
+            <w:tcW w:w="0" w:type="auto"/>
+            <w:vAlign w:val="center"/>
+            <w:hideMark/>
+          </w:tcPr>
+          <w:p>
+            <w:pPr>
+              <w:spacing w:after="0"/>
+              <w:rPr>
+                <w:rFonts w:eastAsia="Times New Roman" w:cs="Times New Roman"/>
+                <w:sz w:val="24"/>
+                <w:szCs w:val="24"/>
+                <w:lang w:val="en-US" w:eastAsia="ru-RU"/>
+              </w:rPr>
+            </w:pPr>
+            <w:proofErr w:type="spellStart"/>
+            <w:r>
+              <w:rPr>
+                <w:rFonts w:eastAsia="Times New Roman" w:cs="Times New Roman"/>
+                <w:b/>
+                <w:bCs/>
+                <w:sz w:val="24"/>
+                <w:szCs w:val="24"/>
+                <w:lang w:val="en-US" w:eastAsia="ru-RU"/>
+              </w:rPr>
+              <w:t>btnLogin_Click</w:t>
+            </w:r>
+            <w:proofErr w:type="spellEnd"/>
+            <w:r>
+              <w:rPr>
+                <w:rFonts w:eastAsia="Times New Roman" w:cs="Times New Roman"/>
+                <w:b/>
+                <w:bCs/>
+                <w:sz w:val="24"/>
+                <w:szCs w:val="24"/>
+                <w:lang w:val="en-US" w:eastAsia="ru-RU"/>
+              </w:rPr>
+              <w:t xml:space="preserve">(object sender, </w:t>
+            </w:r>
+            <w:proofErr w:type="spellStart"/>
+            <w:r>
+              <w:rPr>
+                <w:rFonts w:eastAsia="Times New Roman" w:cs="Times New Roman"/>
+                <w:b/>
+                <w:bCs/>
+                <w:sz w:val="24"/>
+                <w:szCs w:val="24"/>
+                <w:lang w:val="en-US" w:eastAsia="ru-RU"/>
+              </w:rPr>
+              <w:t>EventArgs</w:t>
+            </w:r>
+            <w:proofErr w:type="spellEnd"/>
+            <w:r>
+              <w:rPr>
+                <w:rFonts w:eastAsia="Times New Roman" w:cs="Times New Roman"/>
+                <w:b/>
+                <w:bCs/>
+                <w:sz w:val="24"/>
+                <w:szCs w:val="24"/>
+                <w:lang w:val="en-US" w:eastAsia="ru-RU"/>
+              </w:rPr>
+              <w:t xml:space="preserve"> e)</w:t>
+            </w:r>
+          </w:p>
+        </w:tc>
+        <w:tc>
+          <w:tcPr>
+            <w:tcW w:w="0" w:type="auto"/>
+            <w:vAlign w:val="center"/>
+            <w:hideMark/>
+          </w:tcPr>
+          <w:p>
+            <w:pPr>
+              <w:spacing w:after="0"/>
+              <w:rPr>
+                <w:rFonts w:eastAsia="Times New Roman" w:cs="Times New Roman"/>
+                <w:sz w:val="24"/>
+                <w:szCs w:val="24"/>
+                <w:lang w:eastAsia="ru-RU"/>
+              </w:rPr>
+            </w:pPr>
+            <w:r>
+              <w:rPr>
+                <w:rFonts w:eastAsia="Times New Roman" w:cs="Times New Roman"/>
+                <w:sz w:val="24"/>
+                <w:szCs w:val="24"/>
+                <w:lang w:eastAsia="ru-RU"/>
+              </w:rPr>
+              <w:t>Выполняет авторизацию пользователя</w:t>
+            </w:r>
+          </w:p>
+        </w:tc>
+        <w:tc>
+          <w:tcPr>
+            <w:tcW w:w="0" w:type="auto"/>
+            <w:vAlign w:val="center"/>
+            <w:hideMark/>
+          </w:tcPr>
+          <w:p>
+            <w:pPr>
+              <w:spacing w:after="0"/>
+              <w:rPr>
+                <w:rFonts w:eastAsia="Times New Roman" w:cs="Times New Roman"/>
+                <w:sz w:val="24"/>
+                <w:szCs w:val="24"/>
+                <w:lang w:eastAsia="ru-RU"/>
+              </w:rPr>
+            </w:pPr>
+            <w:proofErr w:type="spellStart"/>
+            <w:r>
+              <w:rPr>
+                <w:rFonts w:eastAsia="Times New Roman" w:cs="Times New Roman"/>
+                <w:sz w:val="24"/>
+                <w:szCs w:val="24"/>
+                <w:lang w:eastAsia="ru-RU"/>
+              </w:rPr>
+              <w:t>sender</w:t>
+            </w:r>
+            <w:proofErr w:type="spellEnd"/>
+            <w:r>
+              <w:rPr>
+                <w:rFonts w:eastAsia="Times New Roman" w:cs="Times New Roman"/>
+                <w:sz w:val="24"/>
+                <w:szCs w:val="24"/>
+                <w:lang w:eastAsia="ru-RU"/>
+              </w:rPr>
+              <w:t xml:space="preserve"> – источник события; e – параметры события</w:t>
+            </w:r>
+          </w:p>
+        </w:tc>
+        <w:tc>
+          <w:tcPr>
+            <w:tcW w:w="0" w:type="auto"/>
+            <w:vAlign w:val="center"/>
+            <w:hideMark/>
+          </w:tcPr>
+          <w:p>
+            <w:pPr>
+              <w:spacing w:after="0"/>
+              <w:rPr>
+                <w:rFonts w:eastAsia="Times New Roman" w:cs="Times New Roman"/>
+                <w:sz w:val="24"/>
+                <w:szCs w:val="24"/>
+                <w:lang w:eastAsia="ru-RU"/>
+              </w:rPr>
+            </w:pPr>
+            <w:proofErr w:type="spellStart"/>
+            <w:r>
+              <w:rPr>
+                <w:rFonts w:eastAsia="Times New Roman" w:cs="Times New Roman"/>
+                <w:sz w:val="24"/>
+                <w:szCs w:val="24"/>
+                <w:lang w:eastAsia="ru-RU"/>
+              </w:rPr>
+              <w:t>void</w:t>
+            </w:r>
+            <w:proofErr w:type="spellEnd"/>
+          </w:p>
+        </w:tc>
+      </w:tr>
+    </w:tbl>
+    <w:p>
+      <w:pPr>
+        <w:spacing w:after="0" w:line="360" w:lineRule="auto"/>
+        <w:ind w:firstLine="709"/>
+        <w:jc w:val="both"/>
+        <w:rPr>
+          <w:rFonts w:cs="Times New Roman"/>
+          <w:szCs w:val="28"/>
+        </w:rPr>
+      </w:pPr>
+    </w:p>
+    <w:tbl>
+      <w:tblPr>
+        <w:tblW w:w="0" w:type="auto"/>
+        <w:tblCellSpacing w:w="15" w:type="dxa"/>
+        <w:tblCellMar>
+          <w:top w:w="15" w:type="dxa"/>
+          <w:left w:w="15" w:type="dxa"/>
+          <w:bottom w:w="15" w:type="dxa"/>
+          <w:right w:w="15" w:type="dxa"/>
+        </w:tblCellMar>
+        <w:tblLook w:val="04A0" w:firstRow="1" w:lastRow="0" w:firstColumn="1" w:lastColumn="0" w:noHBand="0" w:noVBand="1"/>
+      </w:tblPr>
+      <w:tblGrid>
+        <w:gridCol w:w="3605"/>
+        <w:gridCol w:w="2031"/>
+        <w:gridCol w:w="1926"/>
+        <w:gridCol w:w="1792"/>
+      </w:tblGrid>
+      <w:tr>
+        <w:trPr>
+          <w:tblHeader/>
+          <w:tblCellSpacing w:w="15" w:type="dxa"/>
+        </w:trPr>
+        <w:tc>
+          <w:tcPr>
+            <w:tcW w:w="0" w:type="auto"/>
+            <w:vAlign w:val="center"/>
+            <w:hideMark/>
+          </w:tcPr>
+          <w:p>
+            <w:pPr>
+              <w:spacing w:after="0"/>
+              <w:jc w:val="center"/>
+              <w:rPr>
+                <w:rFonts w:eastAsia="Times New Roman" w:cs="Times New Roman"/>
+                <w:b/>
+                <w:bCs/>
+                <w:sz w:val="24"/>
+                <w:szCs w:val="24"/>
+                <w:lang w:eastAsia="ru-RU"/>
+              </w:rPr>
+            </w:pPr>
+            <w:r>
+              <w:rPr>
+                <w:rFonts w:eastAsia="Times New Roman" w:cs="Times New Roman"/>
+                <w:b/>
+                <w:bCs/>
+                <w:sz w:val="24"/>
+                <w:szCs w:val="24"/>
+                <w:lang w:eastAsia="ru-RU"/>
+              </w:rPr>
+              <w:t>Метод</w:t>
+            </w:r>
+          </w:p>
+        </w:tc>
+        <w:tc>
+          <w:tcPr>
+            <w:tcW w:w="0" w:type="auto"/>
+            <w:vAlign w:val="center"/>
+            <w:hideMark/>
+          </w:tcPr>
+          <w:p>
+            <w:pPr>
+              <w:spacing w:after="0"/>
+              <w:jc w:val="center"/>
+              <w:rPr>
+                <w:rFonts w:eastAsia="Times New Roman" w:cs="Times New Roman"/>
+                <w:b/>
+                <w:bCs/>
+                <w:sz w:val="24"/>
+                <w:szCs w:val="24"/>
+                <w:lang w:eastAsia="ru-RU"/>
+              </w:rPr>
+            </w:pPr>
+            <w:r>
+              <w:rPr>
+                <w:rFonts w:eastAsia="Times New Roman" w:cs="Times New Roman"/>
+                <w:b/>
+                <w:bCs/>
+                <w:sz w:val="24"/>
+                <w:szCs w:val="24"/>
+                <w:lang w:eastAsia="ru-RU"/>
+              </w:rPr>
+              <w:t>Назначение</w:t>
+            </w:r>
+          </w:p>
+        </w:tc>
+        <w:tc>
+          <w:tcPr>
+            <w:tcW w:w="0" w:type="auto"/>
+            <w:vAlign w:val="center"/>
+            <w:hideMark/>
+          </w:tcPr>
+          <w:p>
+            <w:pPr>
+              <w:spacing w:after="0"/>
+              <w:jc w:val="center"/>
+              <w:rPr>
+                <w:rFonts w:eastAsia="Times New Roman" w:cs="Times New Roman"/>
+                <w:b/>
+                <w:bCs/>
+                <w:sz w:val="24"/>
+                <w:szCs w:val="24"/>
+                <w:lang w:eastAsia="ru-RU"/>
+              </w:rPr>
+            </w:pPr>
+            <w:r>
+              <w:rPr>
+                <w:rFonts w:eastAsia="Times New Roman" w:cs="Times New Roman"/>
+                <w:b/>
+                <w:bCs/>
+                <w:sz w:val="24"/>
+                <w:szCs w:val="24"/>
+                <w:lang w:eastAsia="ru-RU"/>
+              </w:rPr>
+              <w:t>Параметры</w:t>
+            </w:r>
+          </w:p>
+        </w:tc>
+        <w:tc>
+          <w:tcPr>
+            <w:tcW w:w="0" w:type="auto"/>
+            <w:vAlign w:val="center"/>
+            <w:hideMark/>
+          </w:tcPr>
+          <w:p>
+            <w:pPr>
+              <w:spacing w:after="0"/>
+              <w:jc w:val="center"/>
+              <w:rPr>
+                <w:rFonts w:eastAsia="Times New Roman" w:cs="Times New Roman"/>
+                <w:b/>
+                <w:bCs/>
+                <w:sz w:val="24"/>
+                <w:szCs w:val="24"/>
+                <w:lang w:eastAsia="ru-RU"/>
+              </w:rPr>
+            </w:pPr>
+            <w:r>
+              <w:rPr>
+                <w:rFonts w:eastAsia="Times New Roman" w:cs="Times New Roman"/>
+                <w:b/>
+                <w:bCs/>
+                <w:sz w:val="24"/>
+                <w:szCs w:val="24"/>
+                <w:lang w:eastAsia="ru-RU"/>
+              </w:rPr>
+              <w:t>Возвращаемое значение</w:t>
+            </w:r>
+          </w:p>
+        </w:tc>
+      </w:tr>
+      <w:tr>
+        <w:trPr>
+          <w:tblCellSpacing w:w="15" w:type="dxa"/>
+        </w:trPr>
+        <w:tc>
+          <w:tcPr>
+            <w:tcW w:w="0" w:type="auto"/>
+            <w:vAlign w:val="center"/>
+            <w:hideMark/>
+          </w:tcPr>
+          <w:p>
+            <w:pPr>
+              <w:spacing w:after="0"/>
+              <w:rPr>
+                <w:rFonts w:eastAsia="Times New Roman" w:cs="Times New Roman"/>
+                <w:sz w:val="24"/>
+                <w:szCs w:val="24"/>
+                <w:lang w:eastAsia="ru-RU"/>
+              </w:rPr>
+            </w:pPr>
+            <w:proofErr w:type="spellStart"/>
+            <w:r>
+              <w:rPr>
+                <w:rFonts w:eastAsia="Times New Roman" w:cs="Times New Roman"/>
+                <w:b/>
+                <w:bCs/>
+                <w:sz w:val="24"/>
+                <w:szCs w:val="24"/>
+                <w:lang w:eastAsia="ru-RU"/>
+              </w:rPr>
+              <w:t>ShuffleImages</w:t>
+            </w:r>
+            <w:proofErr w:type="spellEnd"/>
+            <w:r>
+              <w:rPr>
+                <w:rFonts w:eastAsia="Times New Roman" w:cs="Times New Roman"/>
+                <w:b/>
+                <w:bCs/>
+                <w:sz w:val="24"/>
+                <w:szCs w:val="24"/>
+                <w:lang w:eastAsia="ru-RU"/>
+              </w:rPr>
+              <w:t>()</w:t>
+            </w:r>
+          </w:p>
+        </w:tc>
+        <w:tc>
+          <w:tcPr>
+            <w:tcW w:w="0" w:type="auto"/>
+            <w:vAlign w:val="center"/>
+            <w:hideMark/>
+          </w:tcPr>
+          <w:p>
+            <w:pPr>
+              <w:spacing w:after="0"/>
+              <w:rPr>
+                <w:rFonts w:eastAsia="Times New Roman" w:cs="Times New Roman"/>
+                <w:sz w:val="24"/>
+                <w:szCs w:val="24"/>
+                <w:lang w:eastAsia="ru-RU"/>
+              </w:rPr>
+            </w:pPr>
+            <w:r>
+              <w:rPr>
+                <w:rFonts w:eastAsia="Times New Roman" w:cs="Times New Roman"/>
+                <w:sz w:val="24"/>
+                <w:szCs w:val="24"/>
+                <w:lang w:eastAsia="ru-RU"/>
+              </w:rPr>
+              <w:t>Перемешивает фрагменты изображения</w:t>
+            </w:r>
+          </w:p>
+        </w:tc>
+        <w:tc>
+          <w:tcPr>
+            <w:tcW w:w="0" w:type="auto"/>
+            <w:vAlign w:val="center"/>
+            <w:hideMark/>
+          </w:tcPr>
+          <w:p>
+            <w:pPr>
+              <w:spacing w:after="0"/>
+              <w:rPr>
+                <w:rFonts w:eastAsia="Times New Roman" w:cs="Times New Roman"/>
+                <w:sz w:val="24"/>
+                <w:szCs w:val="24"/>
+                <w:lang w:eastAsia="ru-RU"/>
+              </w:rPr>
+            </w:pPr>
+            <w:r>
+              <w:rPr>
+                <w:rFonts w:eastAsia="Times New Roman" w:cs="Times New Roman"/>
+                <w:sz w:val="24"/>
+                <w:szCs w:val="24"/>
+                <w:lang w:eastAsia="ru-RU"/>
+              </w:rPr>
+              <w:t>отсутствуют</w:t>
+            </w:r>
+          </w:p>
+        </w:tc>
+        <w:tc>
+          <w:tcPr>
+            <w:tcW w:w="0" w:type="auto"/>
+            <w:vAlign w:val="center"/>
+            <w:hideMark/>
+          </w:tcPr>
+          <w:p>
+            <w:pPr>
+              <w:spacing w:after="0"/>
+              <w:rPr>
+                <w:rFonts w:eastAsia="Times New Roman" w:cs="Times New Roman"/>
+                <w:sz w:val="24"/>
+                <w:szCs w:val="24"/>
+                <w:lang w:eastAsia="ru-RU"/>
+              </w:rPr>
+            </w:pPr>
+            <w:proofErr w:type="spellStart"/>
+            <w:r>
+              <w:rPr>
+                <w:rFonts w:eastAsia="Times New Roman" w:cs="Times New Roman"/>
+                <w:sz w:val="24"/>
+                <w:szCs w:val="24"/>
+                <w:lang w:eastAsia="ru-RU"/>
+              </w:rPr>
+              <w:t>void</w:t>
+            </w:r>
+            <w:proofErr w:type="spellEnd"/>
+          </w:p>
+        </w:tc>
+      </w:tr>
+      <w:tr>
+        <w:trPr>
+          <w:tblCellSpacing w:w="15" w:type="dxa"/>
+        </w:trPr>
+        <w:tc>
+          <w:tcPr>
+            <w:tcW w:w="0" w:type="auto"/>
+            <w:vAlign w:val="center"/>
+            <w:hideMark/>
+          </w:tcPr>
+          <w:p>
+            <w:pPr>
+              <w:spacing w:after="0"/>
+              <w:rPr>
+                <w:rFonts w:eastAsia="Times New Roman" w:cs="Times New Roman"/>
+                <w:sz w:val="24"/>
+                <w:szCs w:val="24"/>
+                <w:lang w:val="en-US" w:eastAsia="ru-RU"/>
+              </w:rPr>
+            </w:pPr>
+            <w:proofErr w:type="spellStart"/>
+            <w:r>
+              <w:rPr>
+                <w:rFonts w:eastAsia="Times New Roman" w:cs="Times New Roman"/>
+                <w:b/>
+                <w:bCs/>
+                <w:sz w:val="24"/>
+                <w:szCs w:val="24"/>
+                <w:lang w:val="en-US" w:eastAsia="ru-RU"/>
+              </w:rPr>
+              <w:t>Slot_Click</w:t>
+            </w:r>
+            <w:proofErr w:type="spellEnd"/>
+            <w:r>
+              <w:rPr>
+                <w:rFonts w:eastAsia="Times New Roman" w:cs="Times New Roman"/>
+                <w:b/>
+                <w:bCs/>
+                <w:sz w:val="24"/>
+                <w:szCs w:val="24"/>
+                <w:lang w:val="en-US" w:eastAsia="ru-RU"/>
+              </w:rPr>
+              <w:t xml:space="preserve">(object sender, </w:t>
+            </w:r>
+            <w:proofErr w:type="spellStart"/>
+            <w:r>
+              <w:rPr>
+                <w:rFonts w:eastAsia="Times New Roman" w:cs="Times New Roman"/>
+                <w:b/>
+                <w:bCs/>
+                <w:sz w:val="24"/>
+                <w:szCs w:val="24"/>
+                <w:lang w:val="en-US" w:eastAsia="ru-RU"/>
+              </w:rPr>
+              <w:t>EventArgs</w:t>
+            </w:r>
+            <w:proofErr w:type="spellEnd"/>
+            <w:r>
+              <w:rPr>
+                <w:rFonts w:eastAsia="Times New Roman" w:cs="Times New Roman"/>
+                <w:b/>
+                <w:bCs/>
+                <w:sz w:val="24"/>
+                <w:szCs w:val="24"/>
+                <w:lang w:val="en-US" w:eastAsia="ru-RU"/>
+              </w:rPr>
+              <w:t xml:space="preserve"> e)</w:t>
+            </w:r>
+          </w:p>
+        </w:tc>
+        <w:tc>
+          <w:tcPr>
+            <w:tcW w:w="0" w:type="auto"/>
+            <w:vAlign w:val="center"/>
+            <w:hideMark/>
+          </w:tcPr>
+          <w:p>
+            <w:pPr>
+              <w:spacing w:after="0"/>
+              <w:rPr>
+                <w:rFonts w:eastAsia="Times New Roman" w:cs="Times New Roman"/>
+                <w:sz w:val="24"/>
+                <w:szCs w:val="24"/>
+                <w:lang w:eastAsia="ru-RU"/>
+              </w:rPr>
+            </w:pPr>
+            <w:r>
+              <w:rPr>
+                <w:rFonts w:eastAsia="Times New Roman" w:cs="Times New Roman"/>
+                <w:sz w:val="24"/>
+                <w:szCs w:val="24"/>
+                <w:lang w:eastAsia="ru-RU"/>
+              </w:rPr>
+              <w:t>Выполняет обмен двух выбранных изображений</w:t>
+            </w:r>
+          </w:p>
+        </w:tc>
+        <w:tc>
+          <w:tcPr>
+            <w:tcW w:w="0" w:type="auto"/>
+            <w:vAlign w:val="center"/>
+            <w:hideMark/>
+          </w:tcPr>
+          <w:p>
+            <w:pPr>
+              <w:spacing w:after="0"/>
+              <w:rPr>
+                <w:rFonts w:eastAsia="Times New Roman" w:cs="Times New Roman"/>
+                <w:sz w:val="24"/>
+                <w:szCs w:val="24"/>
+                <w:lang w:eastAsia="ru-RU"/>
+              </w:rPr>
+            </w:pPr>
+            <w:proofErr w:type="spellStart"/>
+            <w:r>
+              <w:rPr>
+                <w:rFonts w:eastAsia="Times New Roman" w:cs="Times New Roman"/>
+                <w:sz w:val="24"/>
+                <w:szCs w:val="24"/>
+                <w:lang w:eastAsia="ru-RU"/>
+              </w:rPr>
+              <w:t>sender</w:t>
+            </w:r>
+            <w:proofErr w:type="spellEnd"/>
+            <w:r>
+              <w:rPr>
+                <w:rFonts w:eastAsia="Times New Roman" w:cs="Times New Roman"/>
+                <w:sz w:val="24"/>
+                <w:szCs w:val="24"/>
+                <w:lang w:eastAsia="ru-RU"/>
+              </w:rPr>
+              <w:t xml:space="preserve"> – выбранный </w:t>
+            </w:r>
+            <w:proofErr w:type="spellStart"/>
+            <w:r>
+              <w:rPr>
+                <w:rFonts w:eastAsia="Times New Roman" w:cs="Times New Roman"/>
+                <w:sz w:val="24"/>
+                <w:szCs w:val="24"/>
+                <w:lang w:eastAsia="ru-RU"/>
+              </w:rPr>
+              <w:t>PictureBox</w:t>
+            </w:r>
+            <w:proofErr w:type="spellEnd"/>
+            <w:r>
+              <w:rPr>
+                <w:rFonts w:eastAsia="Times New Roman" w:cs="Times New Roman"/>
+                <w:sz w:val="24"/>
+                <w:szCs w:val="24"/>
+                <w:lang w:eastAsia="ru-RU"/>
+              </w:rPr>
+              <w:t>; e – параметры события</w:t>
+            </w:r>
+          </w:p>
+        </w:tc>
+        <w:tc>
+          <w:tcPr>
+            <w:tcW w:w="0" w:type="auto"/>
+            <w:vAlign w:val="center"/>
+            <w:hideMark/>
+          </w:tcPr>
+          <w:p>
+            <w:pPr>
+              <w:spacing w:after="0"/>
+              <w:rPr>
+                <w:rFonts w:eastAsia="Times New Roman" w:cs="Times New Roman"/>
+                <w:sz w:val="24"/>
+                <w:szCs w:val="24"/>
+                <w:lang w:eastAsia="ru-RU"/>
+              </w:rPr>
+            </w:pPr>
+            <w:proofErr w:type="spellStart"/>
+            <w:r>
+              <w:rPr>
+                <w:rFonts w:eastAsia="Times New Roman" w:cs="Times New Roman"/>
+                <w:sz w:val="24"/>
+                <w:szCs w:val="24"/>
+                <w:lang w:eastAsia="ru-RU"/>
+              </w:rPr>
+              <w:t>void</w:t>
+            </w:r>
+            <w:proofErr w:type="spellEnd"/>
+          </w:p>
+        </w:tc>
+      </w:tr>
+      <w:tr>
+        <w:trPr>
+          <w:tblCellSpacing w:w="15" w:type="dxa"/>
+        </w:trPr>
+        <w:tc>
+          <w:tcPr>
+            <w:tcW w:w="0" w:type="auto"/>
+            <w:vAlign w:val="center"/>
+            <w:hideMark/>
+          </w:tcPr>
+          <w:p>
+            <w:pPr>
+              <w:spacing w:after="0"/>
+              <w:rPr>
+                <w:rFonts w:eastAsia="Times New Roman" w:cs="Times New Roman"/>
+                <w:sz w:val="24"/>
+                <w:szCs w:val="24"/>
+                <w:lang w:val="en-US" w:eastAsia="ru-RU"/>
+              </w:rPr>
+            </w:pPr>
+            <w:proofErr w:type="spellStart"/>
+            <w:r>
+              <w:rPr>
+                <w:rFonts w:eastAsia="Times New Roman" w:cs="Times New Roman"/>
+                <w:b/>
+                <w:bCs/>
+                <w:sz w:val="24"/>
+                <w:szCs w:val="24"/>
+                <w:lang w:val="en-US" w:eastAsia="ru-RU"/>
+              </w:rPr>
+              <w:t>btnCaptchaCheck_Click</w:t>
+            </w:r>
+            <w:proofErr w:type="spellEnd"/>
+            <w:r>
+              <w:rPr>
+                <w:rFonts w:eastAsia="Times New Roman" w:cs="Times New Roman"/>
+                <w:b/>
+                <w:bCs/>
+                <w:sz w:val="24"/>
+                <w:szCs w:val="24"/>
+                <w:lang w:val="en-US" w:eastAsia="ru-RU"/>
+              </w:rPr>
+              <w:t xml:space="preserve">(object sender, </w:t>
+            </w:r>
+            <w:proofErr w:type="spellStart"/>
+            <w:r>
+              <w:rPr>
+                <w:rFonts w:eastAsia="Times New Roman" w:cs="Times New Roman"/>
+                <w:b/>
+                <w:bCs/>
+                <w:sz w:val="24"/>
+                <w:szCs w:val="24"/>
+                <w:lang w:val="en-US" w:eastAsia="ru-RU"/>
+              </w:rPr>
+              <w:t>EventArgs</w:t>
+            </w:r>
+            <w:proofErr w:type="spellEnd"/>
+            <w:r>
+              <w:rPr>
+                <w:rFonts w:eastAsia="Times New Roman" w:cs="Times New Roman"/>
+                <w:b/>
+                <w:bCs/>
+                <w:sz w:val="24"/>
+                <w:szCs w:val="24"/>
+                <w:lang w:val="en-US" w:eastAsia="ru-RU"/>
+              </w:rPr>
+              <w:t xml:space="preserve"> e)</w:t>
+            </w:r>
+          </w:p>
+        </w:tc>
+        <w:tc>
+          <w:tcPr>
+            <w:tcW w:w="0" w:type="auto"/>
+            <w:vAlign w:val="center"/>
+            <w:hideMark/>
+          </w:tcPr>
+          <w:p>
+            <w:pPr>
+              <w:spacing w:after="0"/>
+              <w:rPr>
+                <w:rFonts w:eastAsia="Times New Roman" w:cs="Times New Roman"/>
+                <w:sz w:val="24"/>
+                <w:szCs w:val="24"/>
+                <w:lang w:eastAsia="ru-RU"/>
+              </w:rPr>
+            </w:pPr>
+            <w:r>
+              <w:rPr>
+                <w:rFonts w:eastAsia="Times New Roman" w:cs="Times New Roman"/>
+                <w:sz w:val="24"/>
+                <w:szCs w:val="24"/>
+                <w:lang w:eastAsia="ru-RU"/>
+              </w:rPr>
+              <w:t>Проверяет правильность собранной капчи</w:t>
+            </w:r>
+          </w:p>
+        </w:tc>
+        <w:tc>
+          <w:tcPr>
+            <w:tcW w:w="0" w:type="auto"/>
+            <w:vAlign w:val="center"/>
+            <w:hideMark/>
+          </w:tcPr>
+          <w:p>
+            <w:pPr>
+              <w:spacing w:after="0"/>
+              <w:rPr>
+                <w:rFonts w:eastAsia="Times New Roman" w:cs="Times New Roman"/>
+                <w:sz w:val="24"/>
+                <w:szCs w:val="24"/>
+                <w:lang w:eastAsia="ru-RU"/>
+              </w:rPr>
+            </w:pPr>
+            <w:proofErr w:type="spellStart"/>
+            <w:r>
+              <w:rPr>
+                <w:rFonts w:eastAsia="Times New Roman" w:cs="Times New Roman"/>
+                <w:sz w:val="24"/>
+                <w:szCs w:val="24"/>
+                <w:lang w:eastAsia="ru-RU"/>
+              </w:rPr>
+              <w:t>sender</w:t>
+            </w:r>
+            <w:proofErr w:type="spellEnd"/>
+            <w:r>
+              <w:rPr>
+                <w:rFonts w:eastAsia="Times New Roman" w:cs="Times New Roman"/>
+                <w:sz w:val="24"/>
+                <w:szCs w:val="24"/>
+                <w:lang w:eastAsia="ru-RU"/>
+              </w:rPr>
+              <w:t xml:space="preserve"> – источник события; e – параметры события</w:t>
+            </w:r>
+          </w:p>
+        </w:tc>
+        <w:tc>
+          <w:tcPr>
+            <w:tcW w:w="0" w:type="auto"/>
+            <w:vAlign w:val="center"/>
+            <w:hideMark/>
+          </w:tcPr>
+          <w:p>
+            <w:pPr>
+              <w:spacing w:after="0"/>
+              <w:rPr>
+                <w:rFonts w:eastAsia="Times New Roman" w:cs="Times New Roman"/>
+                <w:sz w:val="24"/>
+                <w:szCs w:val="24"/>
+                <w:lang w:eastAsia="ru-RU"/>
+              </w:rPr>
+            </w:pPr>
+            <w:proofErr w:type="spellStart"/>
+            <w:r>
+              <w:rPr>
+                <w:rFonts w:eastAsia="Times New Roman" w:cs="Times New Roman"/>
+                <w:sz w:val="24"/>
+                <w:szCs w:val="24"/>
+                <w:lang w:eastAsia="ru-RU"/>
+              </w:rPr>
+              <w:t>void</w:t>
+            </w:r>
+            <w:proofErr w:type="spellEnd"/>
+          </w:p>
+        </w:tc>
+      </w:tr>
+    </w:tbl>
+    <w:p>
+      <w:pPr>
+        <w:spacing w:after="0" w:line="360" w:lineRule="auto"/>
+        <w:ind w:firstLine="709"/>
+        <w:jc w:val="both"/>
+        <w:rPr>
+          <w:rFonts w:cs="Times New Roman"/>
+          <w:szCs w:val="28"/>
+        </w:rPr>
+      </w:pPr>
+    </w:p>
+    <w:tbl>
+      <w:tblPr>
+        <w:tblW w:w="0" w:type="auto"/>
+        <w:tblCellSpacing w:w="15" w:type="dxa"/>
+        <w:tblCellMar>
+          <w:top w:w="15" w:type="dxa"/>
+          <w:left w:w="15" w:type="dxa"/>
+          <w:bottom w:w="15" w:type="dxa"/>
+          <w:right w:w="15" w:type="dxa"/>
+        </w:tblCellMar>
+        <w:tblLook w:val="04A0" w:firstRow="1" w:lastRow="0" w:firstColumn="1" w:lastColumn="0" w:noHBand="0" w:noVBand="1"/>
+      </w:tblPr>
+      <w:tblGrid>
+        <w:gridCol w:w="1262"/>
+        <w:gridCol w:w="4187"/>
+        <w:gridCol w:w="1346"/>
+        <w:gridCol w:w="2559"/>
+      </w:tblGrid>
+      <w:tr>
+        <w:trPr>
+          <w:tblHeader/>
+          <w:tblCellSpacing w:w="15" w:type="dxa"/>
+        </w:trPr>
+        <w:tc>
+          <w:tcPr>
+            <w:tcW w:w="0" w:type="auto"/>
+            <w:vAlign w:val="center"/>
+            <w:hideMark/>
+          </w:tcPr>
+          <w:p>
+            <w:pPr>
+              <w:spacing w:after="0"/>
+              <w:jc w:val="center"/>
+              <w:rPr>
+                <w:rFonts w:eastAsia="Times New Roman" w:cs="Times New Roman"/>
+                <w:b/>
+                <w:bCs/>
+                <w:sz w:val="24"/>
+                <w:szCs w:val="24"/>
+                <w:lang w:eastAsia="ru-RU"/>
+              </w:rPr>
+            </w:pPr>
+            <w:r>
+              <w:rPr>
+                <w:rFonts w:eastAsia="Times New Roman" w:cs="Times New Roman"/>
+                <w:b/>
+                <w:bCs/>
+                <w:sz w:val="24"/>
+                <w:szCs w:val="24"/>
+                <w:lang w:eastAsia="ru-RU"/>
+              </w:rPr>
+              <w:t>Метод</w:t>
+            </w:r>
+          </w:p>
+        </w:tc>
+        <w:tc>
+          <w:tcPr>
+            <w:tcW w:w="0" w:type="auto"/>
+            <w:vAlign w:val="center"/>
+            <w:hideMark/>
+          </w:tcPr>
+          <w:p>
+            <w:pPr>
+              <w:spacing w:after="0"/>
+              <w:jc w:val="center"/>
+              <w:rPr>
+                <w:rFonts w:eastAsia="Times New Roman" w:cs="Times New Roman"/>
+                <w:b/>
+                <w:bCs/>
+                <w:sz w:val="24"/>
+                <w:szCs w:val="24"/>
+                <w:lang w:eastAsia="ru-RU"/>
+              </w:rPr>
+            </w:pPr>
+            <w:r>
+              <w:rPr>
+                <w:rFonts w:eastAsia="Times New Roman" w:cs="Times New Roman"/>
+                <w:b/>
+                <w:bCs/>
+                <w:sz w:val="24"/>
+                <w:szCs w:val="24"/>
+                <w:lang w:eastAsia="ru-RU"/>
+              </w:rPr>
+              <w:t>Назначение</w:t>
+            </w:r>
+          </w:p>
+        </w:tc>
+        <w:tc>
+          <w:tcPr>
+            <w:tcW w:w="0" w:type="auto"/>
+            <w:vAlign w:val="center"/>
+            <w:hideMark/>
+          </w:tcPr>
+          <w:p>
+            <w:pPr>
+              <w:spacing w:after="0"/>
+              <w:jc w:val="center"/>
+              <w:rPr>
+                <w:rFonts w:eastAsia="Times New Roman" w:cs="Times New Roman"/>
+                <w:b/>
+                <w:bCs/>
+                <w:sz w:val="24"/>
+                <w:szCs w:val="24"/>
+                <w:lang w:eastAsia="ru-RU"/>
+              </w:rPr>
+            </w:pPr>
+            <w:r>
+              <w:rPr>
+                <w:rFonts w:eastAsia="Times New Roman" w:cs="Times New Roman"/>
+                <w:b/>
+                <w:bCs/>
+                <w:sz w:val="24"/>
+                <w:szCs w:val="24"/>
+                <w:lang w:eastAsia="ru-RU"/>
+              </w:rPr>
+              <w:t>Параметры</w:t>
+            </w:r>
+          </w:p>
+        </w:tc>
+        <w:tc>
+          <w:tcPr>
+            <w:tcW w:w="0" w:type="auto"/>
+            <w:vAlign w:val="center"/>
+            <w:hideMark/>
+          </w:tcPr>
+          <w:p>
+            <w:pPr>
+              <w:spacing w:after="0"/>
+              <w:jc w:val="center"/>
+              <w:rPr>
+                <w:rFonts w:eastAsia="Times New Roman" w:cs="Times New Roman"/>
+                <w:b/>
+                <w:bCs/>
+                <w:sz w:val="24"/>
+                <w:szCs w:val="24"/>
+                <w:lang w:eastAsia="ru-RU"/>
+              </w:rPr>
+            </w:pPr>
+            <w:r>
+              <w:rPr>
+                <w:rFonts w:eastAsia="Times New Roman" w:cs="Times New Roman"/>
+                <w:b/>
+                <w:bCs/>
+                <w:sz w:val="24"/>
+                <w:szCs w:val="24"/>
+                <w:lang w:eastAsia="ru-RU"/>
+              </w:rPr>
+              <w:t>Возвращаемое значение</w:t>
+            </w:r>
+          </w:p>
+        </w:tc>
+      </w:tr>
+      <w:tr>
+        <w:trPr>
+          <w:tblCellSpacing w:w="15" w:type="dxa"/>
+        </w:trPr>
+        <w:tc>
+          <w:tcPr>
+            <w:tcW w:w="0" w:type="auto"/>
+            <w:vAlign w:val="center"/>
+            <w:hideMark/>
+          </w:tcPr>
+          <w:p>
+            <w:pPr>
+              <w:spacing w:after="0"/>
+              <w:rPr>
+                <w:rFonts w:eastAsia="Times New Roman" w:cs="Times New Roman"/>
+                <w:sz w:val="24"/>
+                <w:szCs w:val="24"/>
+                <w:lang w:eastAsia="ru-RU"/>
+              </w:rPr>
+            </w:pPr>
+            <w:proofErr w:type="spellStart"/>
+            <w:r>
+              <w:rPr>
+                <w:rFonts w:eastAsia="Times New Roman" w:cs="Times New Roman"/>
+                <w:b/>
+                <w:bCs/>
+                <w:sz w:val="24"/>
+                <w:szCs w:val="24"/>
+                <w:lang w:eastAsia="ru-RU"/>
+              </w:rPr>
+              <w:t>LoadData</w:t>
+            </w:r>
+            <w:proofErr w:type="spellEnd"/>
+            <w:r>
+              <w:rPr>
+                <w:rFonts w:eastAsia="Times New Roman" w:cs="Times New Roman"/>
+                <w:b/>
+                <w:bCs/>
+                <w:sz w:val="24"/>
+                <w:szCs w:val="24"/>
+                <w:lang w:eastAsia="ru-RU"/>
+              </w:rPr>
+              <w:t>()</w:t>
+            </w:r>
+          </w:p>
+        </w:tc>
+        <w:tc>
+          <w:tcPr>
+            <w:tcW w:w="0" w:type="auto"/>
+            <w:vAlign w:val="center"/>
+            <w:hideMark/>
+          </w:tcPr>
+          <w:p>
+            <w:pPr>
+              <w:spacing w:after="0"/>
+              <w:rPr>
+                <w:rFonts w:eastAsia="Times New Roman" w:cs="Times New Roman"/>
+                <w:sz w:val="24"/>
+                <w:szCs w:val="24"/>
+                <w:lang w:eastAsia="ru-RU"/>
+              </w:rPr>
+            </w:pPr>
+            <w:r>
+              <w:rPr>
+                <w:rFonts w:eastAsia="Times New Roman" w:cs="Times New Roman"/>
+                <w:sz w:val="24"/>
+                <w:szCs w:val="24"/>
+                <w:lang w:eastAsia="ru-RU"/>
+              </w:rPr>
+              <w:t>Загружает выбранную таблицу базы данных</w:t>
+            </w:r>
+          </w:p>
+        </w:tc>
+        <w:tc>
+          <w:tcPr>
+            <w:tcW w:w="0" w:type="auto"/>
+            <w:vAlign w:val="center"/>
+            <w:hideMark/>
+          </w:tcPr>
+          <w:p>
+            <w:pPr>
+              <w:spacing w:after="0"/>
+              <w:rPr>
+                <w:rFonts w:eastAsia="Times New Roman" w:cs="Times New Roman"/>
+                <w:sz w:val="24"/>
+                <w:szCs w:val="24"/>
+                <w:lang w:eastAsia="ru-RU"/>
+              </w:rPr>
+            </w:pPr>
+            <w:r>
+              <w:rPr>
+                <w:rFonts w:eastAsia="Times New Roman" w:cs="Times New Roman"/>
+                <w:sz w:val="24"/>
+                <w:szCs w:val="24"/>
+                <w:lang w:eastAsia="ru-RU"/>
+              </w:rPr>
+              <w:t>отсутствуют</w:t>
+            </w:r>
+          </w:p>
+        </w:tc>
+        <w:tc>
+          <w:tcPr>
+            <w:tcW w:w="0" w:type="auto"/>
+            <w:vAlign w:val="center"/>
+            <w:hideMark/>
+          </w:tcPr>
+          <w:p>
+            <w:pPr>
+              <w:spacing w:after="0"/>
+              <w:rPr>
+                <w:rFonts w:eastAsia="Times New Roman" w:cs="Times New Roman"/>
+                <w:sz w:val="24"/>
+                <w:szCs w:val="24"/>
+                <w:lang w:eastAsia="ru-RU"/>
+              </w:rPr>
+            </w:pPr>
+            <w:proofErr w:type="spellStart"/>
+            <w:r>
+              <w:rPr>
+                <w:rFonts w:eastAsia="Times New Roman" w:cs="Times New Roman"/>
+                <w:sz w:val="24"/>
+                <w:szCs w:val="24"/>
+                <w:lang w:eastAsia="ru-RU"/>
+              </w:rPr>
+              <w:t>void</w:t>
+            </w:r>
+            <w:proofErr w:type="spellEnd"/>
+          </w:p>
+        </w:tc>
+      </w:tr>
+    </w:tbl>
+    <w:p>
+      <w:pPr>
+        <w:spacing w:after="0" w:line="360" w:lineRule="auto"/>
+        <w:ind w:firstLine="709"/>
+        <w:jc w:val="both"/>
+        <w:rPr>
+          <w:rFonts w:cs="Times New Roman"/>
+          <w:szCs w:val="28"/>
+        </w:rPr>
+      </w:pPr>
+    </w:p>
+    <w:tbl>
+      <w:tblPr>
+        <w:tblW w:w="0" w:type="auto"/>
+        <w:tblCellSpacing w:w="15" w:type="dxa"/>
+        <w:tblCellMar>
+          <w:top w:w="15" w:type="dxa"/>
+          <w:left w:w="15" w:type="dxa"/>
+          <w:bottom w:w="15" w:type="dxa"/>
+          <w:right w:w="15" w:type="dxa"/>
+        </w:tblCellMar>
+        <w:tblLook w:val="04A0" w:firstRow="1" w:lastRow="0" w:firstColumn="1" w:lastColumn="0" w:noHBand="0" w:noVBand="1"/>
+      </w:tblPr>
+      <w:tblGrid>
+        <w:gridCol w:w="2932"/>
+        <w:gridCol w:w="1946"/>
+        <w:gridCol w:w="2511"/>
+        <w:gridCol w:w="1965"/>
+      </w:tblGrid>
+      <w:tr>
+        <w:trPr>
+          <w:tblHeader/>
+          <w:tblCellSpacing w:w="15" w:type="dxa"/>
+        </w:trPr>
+        <w:tc>
+          <w:tcPr>
+            <w:tcW w:w="0" w:type="auto"/>
+            <w:vAlign w:val="center"/>
+            <w:hideMark/>
+          </w:tcPr>
+          <w:p>
+            <w:pPr>
+              <w:spacing w:after="0"/>
+              <w:jc w:val="center"/>
+              <w:rPr>
+                <w:rFonts w:eastAsia="Times New Roman" w:cs="Times New Roman"/>
+                <w:b/>
+                <w:bCs/>
+                <w:sz w:val="24"/>
+                <w:szCs w:val="24"/>
+                <w:lang w:eastAsia="ru-RU"/>
+              </w:rPr>
+            </w:pPr>
+            <w:r>
+              <w:rPr>
+                <w:rFonts w:eastAsia="Times New Roman" w:cs="Times New Roman"/>
+                <w:b/>
+                <w:bCs/>
+                <w:sz w:val="24"/>
+                <w:szCs w:val="24"/>
+                <w:lang w:eastAsia="ru-RU"/>
+              </w:rPr>
+              <w:t>Метод</w:t>
+            </w:r>
+          </w:p>
+        </w:tc>
+        <w:tc>
+          <w:tcPr>
+            <w:tcW w:w="0" w:type="auto"/>
+            <w:vAlign w:val="center"/>
+            <w:hideMark/>
+          </w:tcPr>
+          <w:p>
+            <w:pPr>
+              <w:spacing w:after="0"/>
+              <w:jc w:val="center"/>
+              <w:rPr>
+                <w:rFonts w:eastAsia="Times New Roman" w:cs="Times New Roman"/>
+                <w:b/>
+                <w:bCs/>
+                <w:sz w:val="24"/>
+                <w:szCs w:val="24"/>
+                <w:lang w:eastAsia="ru-RU"/>
+              </w:rPr>
+            </w:pPr>
+            <w:r>
+              <w:rPr>
+                <w:rFonts w:eastAsia="Times New Roman" w:cs="Times New Roman"/>
+                <w:b/>
+                <w:bCs/>
+                <w:sz w:val="24"/>
+                <w:szCs w:val="24"/>
+                <w:lang w:eastAsia="ru-RU"/>
+              </w:rPr>
+              <w:t>Назначение</w:t>
+            </w:r>
+          </w:p>
+        </w:tc>
+        <w:tc>
+          <w:tcPr>
+            <w:tcW w:w="0" w:type="auto"/>
+            <w:vAlign w:val="center"/>
+            <w:hideMark/>
+          </w:tcPr>
+          <w:p>
+            <w:pPr>
+              <w:spacing w:after="0"/>
+              <w:jc w:val="center"/>
+              <w:rPr>
+                <w:rFonts w:eastAsia="Times New Roman" w:cs="Times New Roman"/>
+                <w:b/>
+                <w:bCs/>
+                <w:sz w:val="24"/>
+                <w:szCs w:val="24"/>
+                <w:lang w:eastAsia="ru-RU"/>
+              </w:rPr>
+            </w:pPr>
+            <w:r>
+              <w:rPr>
+                <w:rFonts w:eastAsia="Times New Roman" w:cs="Times New Roman"/>
+                <w:b/>
+                <w:bCs/>
+                <w:sz w:val="24"/>
+                <w:szCs w:val="24"/>
+                <w:lang w:eastAsia="ru-RU"/>
+              </w:rPr>
+              <w:t>Параметры</w:t>
+            </w:r>
+          </w:p>
+        </w:tc>
+        <w:tc>
+          <w:tcPr>
+            <w:tcW w:w="0" w:type="auto"/>
+            <w:vAlign w:val="center"/>
+            <w:hideMark/>
+          </w:tcPr>
+          <w:p>
+            <w:pPr>
+              <w:spacing w:after="0"/>
+              <w:jc w:val="center"/>
+              <w:rPr>
+                <w:rFonts w:eastAsia="Times New Roman" w:cs="Times New Roman"/>
+                <w:b/>
+                <w:bCs/>
+                <w:sz w:val="24"/>
+                <w:szCs w:val="24"/>
+                <w:lang w:eastAsia="ru-RU"/>
+              </w:rPr>
+            </w:pPr>
+            <w:r>
+              <w:rPr>
+                <w:rFonts w:eastAsia="Times New Roman" w:cs="Times New Roman"/>
+                <w:b/>
+                <w:bCs/>
+                <w:sz w:val="24"/>
+                <w:szCs w:val="24"/>
+                <w:lang w:eastAsia="ru-RU"/>
+              </w:rPr>
+              <w:t>Возвращаемое значение</w:t>
+            </w:r>
+          </w:p>
+        </w:tc>
+      </w:tr>
+      <w:tr>
+        <w:trPr>
+          <w:tblCellSpacing w:w="15" w:type="dxa"/>
+        </w:trPr>
+        <w:tc>
+          <w:tcPr>
+            <w:tcW w:w="0" w:type="auto"/>
+            <w:vAlign w:val="center"/>
+            <w:hideMark/>
+          </w:tcPr>
+          <w:p>
+            <w:pPr>
+              <w:spacing w:after="0"/>
+              <w:rPr>
+                <w:rFonts w:eastAsia="Times New Roman" w:cs="Times New Roman"/>
+                <w:sz w:val="24"/>
+                <w:szCs w:val="24"/>
+                <w:lang w:val="en-US" w:eastAsia="ru-RU"/>
+              </w:rPr>
+            </w:pPr>
+            <w:proofErr w:type="spellStart"/>
+            <w:r>
+              <w:rPr>
+                <w:rFonts w:eastAsia="Times New Roman" w:cs="Times New Roman"/>
+                <w:b/>
+                <w:bCs/>
+                <w:sz w:val="24"/>
+                <w:szCs w:val="24"/>
+                <w:lang w:val="en-US" w:eastAsia="ru-RU"/>
+              </w:rPr>
+              <w:t>btnSave_Click</w:t>
+            </w:r>
+            <w:proofErr w:type="spellEnd"/>
+            <w:r>
+              <w:rPr>
+                <w:rFonts w:eastAsia="Times New Roman" w:cs="Times New Roman"/>
+                <w:b/>
+                <w:bCs/>
+                <w:sz w:val="24"/>
+                <w:szCs w:val="24"/>
+                <w:lang w:val="en-US" w:eastAsia="ru-RU"/>
+              </w:rPr>
+              <w:t xml:space="preserve">(object sender, </w:t>
+            </w:r>
+            <w:proofErr w:type="spellStart"/>
+            <w:r>
+              <w:rPr>
+                <w:rFonts w:eastAsia="Times New Roman" w:cs="Times New Roman"/>
+                <w:b/>
+                <w:bCs/>
+                <w:sz w:val="24"/>
+                <w:szCs w:val="24"/>
+                <w:lang w:val="en-US" w:eastAsia="ru-RU"/>
+              </w:rPr>
+              <w:t>EventArgs</w:t>
+            </w:r>
+            <w:proofErr w:type="spellEnd"/>
+            <w:r>
+              <w:rPr>
+                <w:rFonts w:eastAsia="Times New Roman" w:cs="Times New Roman"/>
+                <w:b/>
+                <w:bCs/>
+                <w:sz w:val="24"/>
+                <w:szCs w:val="24"/>
+                <w:lang w:val="en-US" w:eastAsia="ru-RU"/>
+              </w:rPr>
+              <w:t xml:space="preserve"> e)</w:t>
+            </w:r>
+          </w:p>
+        </w:tc>
+        <w:tc>
+          <w:tcPr>
+            <w:tcW w:w="0" w:type="auto"/>
+            <w:vAlign w:val="center"/>
+            <w:hideMark/>
+          </w:tcPr>
+          <w:p>
+            <w:pPr>
+              <w:spacing w:after="0"/>
+              <w:rPr>
+                <w:rFonts w:eastAsia="Times New Roman" w:cs="Times New Roman"/>
+                <w:sz w:val="24"/>
+                <w:szCs w:val="24"/>
+                <w:lang w:eastAsia="ru-RU"/>
+              </w:rPr>
+            </w:pPr>
+            <w:r>
+              <w:rPr>
+                <w:rFonts w:eastAsia="Times New Roman" w:cs="Times New Roman"/>
+                <w:sz w:val="24"/>
+                <w:szCs w:val="24"/>
+                <w:lang w:eastAsia="ru-RU"/>
+              </w:rPr>
+              <w:t>Добавляет отзыв пользователя</w:t>
+            </w:r>
+          </w:p>
+        </w:tc>
+        <w:tc>
+          <w:tcPr>
+            <w:tcW w:w="0" w:type="auto"/>
+            <w:vAlign w:val="center"/>
+            <w:hideMark/>
+          </w:tcPr>
+          <w:p>
+            <w:pPr>
+              <w:spacing w:after="0"/>
+              <w:rPr>
+                <w:rFonts w:eastAsia="Times New Roman" w:cs="Times New Roman"/>
+                <w:sz w:val="24"/>
+                <w:szCs w:val="24"/>
+                <w:lang w:eastAsia="ru-RU"/>
+              </w:rPr>
+            </w:pPr>
+            <w:proofErr w:type="spellStart"/>
+            <w:r>
+              <w:rPr>
+                <w:rFonts w:eastAsia="Times New Roman" w:cs="Times New Roman"/>
+                <w:sz w:val="24"/>
+                <w:szCs w:val="24"/>
+                <w:lang w:eastAsia="ru-RU"/>
+              </w:rPr>
+              <w:t>sender</w:t>
+            </w:r>
+            <w:proofErr w:type="spellEnd"/>
+            <w:r>
+              <w:rPr>
+                <w:rFonts w:eastAsia="Times New Roman" w:cs="Times New Roman"/>
+                <w:sz w:val="24"/>
+                <w:szCs w:val="24"/>
+                <w:lang w:eastAsia="ru-RU"/>
+              </w:rPr>
+              <w:t xml:space="preserve"> – источник события; e – параметры события</w:t>
+            </w:r>
+          </w:p>
+        </w:tc>
+        <w:tc>
+          <w:tcPr>
+            <w:tcW w:w="0" w:type="auto"/>
+            <w:vAlign w:val="center"/>
+            <w:hideMark/>
+          </w:tcPr>
+          <w:p>
+            <w:pPr>
+              <w:spacing w:after="0"/>
+              <w:rPr>
+                <w:rFonts w:eastAsia="Times New Roman" w:cs="Times New Roman"/>
+                <w:sz w:val="24"/>
+                <w:szCs w:val="24"/>
+                <w:lang w:eastAsia="ru-RU"/>
+              </w:rPr>
+            </w:pPr>
+            <w:proofErr w:type="spellStart"/>
+            <w:r>
+              <w:rPr>
+                <w:rFonts w:eastAsia="Times New Roman" w:cs="Times New Roman"/>
+                <w:sz w:val="24"/>
+                <w:szCs w:val="24"/>
+                <w:lang w:eastAsia="ru-RU"/>
+              </w:rPr>
+              <w:t>void</w:t>
+            </w:r>
+            <w:proofErr w:type="spellEnd"/>
+          </w:p>
+        </w:tc>
+      </w:tr>
+    </w:tbl>
+    <w:p>
+      <w:pPr>
+        <w:spacing w:after="0" w:line="360" w:lineRule="auto"/>
+        <w:ind w:firstLine="709"/>
+        <w:jc w:val="both"/>
+        <w:rPr>
+          <w:rFonts w:cs="Times New Roman"/>
+          <w:szCs w:val="28"/>
+        </w:rPr>
+      </w:pPr>
+    </w:p>
+    <w:p>
+      <w:pPr>
+        <w:spacing w:after="0" w:line="360" w:lineRule="auto"/>
+        <w:ind w:firstLine="709"/>
+        <w:jc w:val="both"/>
+        <w:rPr>
+          <w:rFonts w:cs="Times New Roman"/>
+          <w:szCs w:val="28"/>
+        </w:rPr>
+      </w:pPr>
+      <w:r>
+        <w:rPr>
+          <w:rFonts w:cs="Times New Roman"/>
+          <w:szCs w:val="28"/>
+        </w:rPr>
+        <w:t>Структура программы состоит из следующих компонентов.</w:t>
+      </w:r>
+    </w:p>
+    <w:p>
+      <w:pPr>
+        <w:spacing w:after="0" w:line="360" w:lineRule="auto"/>
+        <w:ind w:firstLine="709"/>
+        <w:jc w:val="both"/>
+        <w:rPr>
+          <w:rFonts w:cs="Times New Roman"/>
+          <w:szCs w:val="28"/>
+        </w:rPr>
+      </w:pPr>
+      <w:proofErr w:type="spellStart"/>
+      <w:r>
+        <w:rPr>
+          <w:rFonts w:cs="Times New Roman"/>
+          <w:szCs w:val="28"/>
+        </w:rPr>
+        <w:t>LoginForm</w:t>
+      </w:r>
+      <w:proofErr w:type="spellEnd"/>
+      <w:r>
+        <w:rPr>
+          <w:rFonts w:cs="Times New Roman"/>
+          <w:szCs w:val="28"/>
+        </w:rPr>
+        <w:t xml:space="preserve"> — выполняет авторизацию пользователя.</w:t>
+      </w:r>
+    </w:p>
+    <w:p>
+      <w:pPr>
+        <w:spacing w:after="0" w:line="360" w:lineRule="auto"/>
+        <w:ind w:firstLine="709"/>
+        <w:jc w:val="both"/>
+        <w:rPr>
+          <w:rFonts w:cs="Times New Roman"/>
+          <w:szCs w:val="28"/>
+        </w:rPr>
+      </w:pPr>
+      <w:proofErr w:type="spellStart"/>
+      <w:r>
+        <w:rPr>
+          <w:rFonts w:cs="Times New Roman"/>
+          <w:szCs w:val="28"/>
+        </w:rPr>
+        <w:t>RegisterForm</w:t>
+      </w:r>
+      <w:proofErr w:type="spellEnd"/>
+      <w:r>
+        <w:rPr>
+          <w:rFonts w:cs="Times New Roman"/>
+          <w:szCs w:val="28"/>
+        </w:rPr>
+        <w:t xml:space="preserve"> — предназначена для регистрации нового пользователя.</w:t>
+      </w:r>
+    </w:p>
+    <w:p>
+      <w:pPr>
+        <w:spacing w:after="0" w:line="360" w:lineRule="auto"/>
+        <w:ind w:firstLine="709"/>
+        <w:jc w:val="both"/>
+        <w:rPr>
+          <w:rFonts w:cs="Times New Roman"/>
+          <w:szCs w:val="28"/>
+        </w:rPr>
+      </w:pPr>
+      <w:proofErr w:type="spellStart"/>
+      <w:r>
+        <w:rPr>
+          <w:rFonts w:cs="Times New Roman"/>
+          <w:szCs w:val="28"/>
+        </w:rPr>
+        <w:t>CaptchaForm</w:t>
+      </w:r>
+      <w:proofErr w:type="spellEnd"/>
+      <w:r>
+        <w:rPr>
+          <w:rFonts w:cs="Times New Roman"/>
+          <w:szCs w:val="28"/>
+        </w:rPr>
+        <w:t xml:space="preserve"> — реализует графическую капчу в виде </w:t>
+      </w:r>
+      <w:proofErr w:type="spellStart"/>
+      <w:r>
+        <w:rPr>
+          <w:rFonts w:cs="Times New Roman"/>
+          <w:szCs w:val="28"/>
+        </w:rPr>
+        <w:t>пазла</w:t>
+      </w:r>
+      <w:proofErr w:type="spellEnd"/>
+      <w:r>
+        <w:rPr>
+          <w:rFonts w:cs="Times New Roman"/>
+          <w:szCs w:val="28"/>
+        </w:rPr>
+        <w:t>.</w:t>
+      </w:r>
+    </w:p>
+    <w:p>
+      <w:pPr>
+        <w:spacing w:after="0" w:line="360" w:lineRule="auto"/>
+        <w:ind w:firstLine="709"/>
+        <w:jc w:val="both"/>
+        <w:rPr>
+          <w:rFonts w:cs="Times New Roman"/>
+          <w:szCs w:val="28"/>
+        </w:rPr>
+      </w:pPr>
+      <w:proofErr w:type="spellStart"/>
+      <w:r>
+        <w:rPr>
+          <w:rFonts w:cs="Times New Roman"/>
+          <w:szCs w:val="28"/>
+        </w:rPr>
+        <w:t>MainUserForm</w:t>
+      </w:r>
+      <w:proofErr w:type="spellEnd"/>
+      <w:r>
+        <w:rPr>
+          <w:rFonts w:cs="Times New Roman"/>
+          <w:szCs w:val="28"/>
+        </w:rPr>
+        <w:t xml:space="preserve"> — отображает основной интерфейс пользователя.</w:t>
+      </w:r>
+    </w:p>
+    <w:p>
+      <w:pPr>
+        <w:spacing w:after="0" w:line="360" w:lineRule="auto"/>
+        <w:ind w:firstLine="709"/>
+        <w:jc w:val="both"/>
+        <w:rPr>
+          <w:rFonts w:cs="Times New Roman"/>
+          <w:szCs w:val="28"/>
+        </w:rPr>
+      </w:pPr>
+      <w:proofErr w:type="spellStart"/>
+      <w:r>
+        <w:rPr>
+          <w:rFonts w:cs="Times New Roman"/>
+          <w:szCs w:val="28"/>
+        </w:rPr>
+        <w:t>MainAdminForm</w:t>
+      </w:r>
+      <w:proofErr w:type="spellEnd"/>
+      <w:r>
+        <w:rPr>
+          <w:rFonts w:cs="Times New Roman"/>
+          <w:szCs w:val="28"/>
+        </w:rPr>
+        <w:t xml:space="preserve"> — предоставляет административный функционал.</w:t>
+      </w:r>
+    </w:p>
+    <w:p>
+      <w:pPr>
+        <w:spacing w:after="0" w:line="360" w:lineRule="auto"/>
+        <w:ind w:firstLine="709"/>
+        <w:jc w:val="both"/>
+        <w:rPr>
+          <w:rFonts w:cs="Times New Roman"/>
+          <w:szCs w:val="28"/>
+        </w:rPr>
+      </w:pPr>
+      <w:proofErr w:type="spellStart"/>
+      <w:r>
+        <w:rPr>
+          <w:rFonts w:cs="Times New Roman"/>
+          <w:szCs w:val="28"/>
+        </w:rPr>
+        <w:t>DBClass</w:t>
+      </w:r>
+      <w:proofErr w:type="spellEnd"/>
+      <w:r>
+        <w:rPr>
+          <w:rFonts w:cs="Times New Roman"/>
+          <w:szCs w:val="28"/>
+        </w:rPr>
+        <w:t xml:space="preserve"> — обеспечивает взаимодействие приложения с базой данных.</w:t>
+      </w:r>
+    </w:p>
+    <w:p>
+      <w:pPr>
+        <w:spacing w:after="0" w:line="360" w:lineRule="auto"/>
+        <w:ind w:firstLine="709"/>
+        <w:jc w:val="both"/>
+        <w:rPr>
+          <w:rFonts w:cs="Times New Roman"/>
+          <w:szCs w:val="28"/>
+        </w:rPr>
+      </w:pPr>
+      <w:r>
+        <w:t xml:space="preserve">Программа не требует взаимодействия с другими прикладными программами и использует только СУБД MySQL и библиотеку </w:t>
+      </w:r>
+      <w:proofErr w:type="spellStart"/>
+      <w:r>
+        <w:t>MySql.Data</w:t>
+      </w:r>
+      <w:proofErr w:type="spellEnd"/>
+      <w:r>
+        <w:t xml:space="preserve"> для обмена данными.</w:t>
       </w:r>
     </w:p>
     <w:sectPr>
@@ -6034,6 +9781,17 @@
       <w:u w:val="single"/>
     </w:rPr>
   </w:style>
+  <w:style w:type="character" w:styleId="ae">
+    <w:name w:val="Strong"/>
+    <w:basedOn w:val="a0"/>
+    <w:uiPriority w:val="22"/>
+    <w:qFormat/>
+    <w:rsid w:val="001E6849"/>
+    <w:rPr>
+      <w:b/>
+      <w:bCs/>
+    </w:rPr>
+  </w:style>
 </w:styles>
 </file>
 
